--- a/Bases de Datos II/Kit docente/Clase 6/Guion Docente Clase 6 - Optimizacion de consultas.docx
+++ b/Bases de Datos II/Kit docente/Clase 6/Guion Docente Clase 6 - Optimizacion de consultas.docx
@@ -806,7 +806,7 @@
           <w:color w:val="4A4A49"/>
           <w:sz w:val="22"/>
         </w:rPr>
-        <w:t>Dejar script/enlace en el chat o Campus.</w:t>
+        <w:t>Dejar script/enlace en el chat o en ExamLab.</w:t>
       </w:r>
     </w:p>
     <w:p>

--- a/Bases de Datos II/Kit docente/Clase 6/Guion Docente Clase 6 - Optimizacion de consultas.docx
+++ b/Bases de Datos II/Kit docente/Clase 6/Guion Docente Clase 6 - Optimizacion de consultas.docx
@@ -306,6 +306,109 @@
           <w:sz w:val="22"/>
         </w:rPr>
         <w:t>Error de docente que no domina el tema: pedir 'la consulta más rápida' sin definir contra que se compara (volumen de datos, indices existentes) — optimizar siempre es relativo a un antes medible, por eso el taller pide guardar la version antes Y despues, no solo la version final.</w:t>
+      </w:r>
+    </w:p>
+    <w:p>
+      <w:pPr>
+        <w:spacing w:before="200" w:after="60"/>
+      </w:pPr>
+      <w:r>
+        <w:rPr>
+          <w:b/>
+          <w:color w:val="1A1C1D"/>
+          <w:sz w:val="32"/>
+        </w:rPr>
+        <w:t>Desarrollo del tema (para dictar sin consultar otra fuente)</w:t>
+      </w:r>
+    </w:p>
+    <w:p>
+      <w:r>
+        <w:rPr>
+          <w:b w:val="0"/>
+          <w:color w:val="4A4A49"/>
+          <w:sz w:val="22"/>
+        </w:rPr>
+        <w:t>Para el docente que llega a esta clase sin dominar el tema, la idea que hay que instalar antes de cualquier sintaxis es esta: SQL es un lenguaje declarativo, es decir que la consulta describe QUE datos se quieren y nunca COMO obtenerlos. Quien decide el como es el optimizador de consultas, un componente interno del motor que recibe la sentencia y produce un plan de ejecucion. Un plan de ejecucion es el arbol de operaciones fisicas que el motor va a ejecutar de verdad: que tabla se lee primero, si se lee completa o a traves de un indice, con que algoritmo se cruzan dos tablas, donde se ordena y donde se agrupa. Entre la sentencia y el plan hay tres etapas: el analizador sintactico verifica que la sentencia este bien escrita y que las tablas y columnas existan; el optimizador genera varios planes candidatos, estima el costo de cada uno y elige el mas barato; el ejecutor corre el plan elegido. El numero que hace visible el problema: para una consulta con tres tablas existen 6 ordenes posibles de cruce (3 factorial), con cinco tablas hay 120, y si a cada orden se le multiplican dos o tres metodos de acceso y dos o tres algoritmos de cruce, el espacio de planes pasa del millar de alternativas. El optimizador no las prueba todas, poda con heuristicas y decide en milisegundos. Lo decisivo es que todos esos planes devuelven EXACTAMENTE el mismo resultado y pueden diferir en tiempo por factores de cien o de mil. Optimizar consultas es, entonces, ayudar al optimizador a encontrar el plan bueno; no es reescribir SQL por gusto estetico ni por supersticion de oficio.</w:t>
+      </w:r>
+    </w:p>
+    <w:p>
+      <w:r>
+        <w:rPr>
+          <w:b w:val="0"/>
+          <w:color w:val="4A4A49"/>
+          <w:sz w:val="22"/>
+        </w:rPr>
+        <w:t>Leer un plan tiene una regla de orden que casi nadie explica y sin la cual el resto de la clase no sirve: el plan es un arbol y se lee de adentro hacia afuera, empezando por los nodos mas indentados, que son las hojas; cada nodo consume las filas que le entregan sus hijos y entrega filas a su padre, y la primera linea impresa es la ULTIMA operacion, la que devuelve el resultado. En PostgreSQL, que es el motor con mejor soporte de planes en DB Fiddle, la sentencia es EXPLAIN seguida de la consulta, y para la agenda del PI se ve algo como Hash Join (cost=270.00..4821.50 rows=1187 width=28) y debajo, mas indentado, Seq Scan on cita c con su filtro y un nodo Hash sobre Seq Scan on mascota m. Los tres numeros de cada nodo hay que saber nombrarlos: cost trae dos partes separadas por dos puntos, el costo de arranque, o sea lo que hay que hacer antes de poder entregar la primera fila, y el costo total; rows es la cantidad de filas que el motor ESTIMA que ese nodo entregara; width es el ancho promedio en bytes de cada fila. El costo NO esta en milisegundos: es una unidad relativa en la que 1.0 equivale, por convencion del parametro seq_page_cost, a leer secuencialmente una pagina de 8 KB, y solo sirve para comparar dos planes del mismo motor. Para obtener tiempos reales se usa EXPLAIN ANALYZE, que ejecuta la consulta y agrega actual time, actual rows y loops. Advertencia que evita un accidente en clase: EXPLAIN ANALYZE EJECUTA la sentencia, asi que sobre un UPDATE o un DELETE modifica datos de verdad y hay que envolverlo en BEGIN y ROLLBACK, lo cual ya es un anticipo de la Clase 8. En Oracle el equivalente son dos pasos, EXPLAIN PLAN FOR seguido de la sentencia y luego SELECT * FROM TABLE(DBMS_XPLAN.DISPLAY), que imprime una tabla con las columnas Id, Operation, Name, Rows, Bytes, Cost y Time, tambien con la indentacion como jerarquia; Oracle Live SQL trae ademas un boton de plan en la interfaz.</w:t>
+      </w:r>
+    </w:p>
+    <w:p>
+      <w:r>
+        <w:rPr>
+          <w:b w:val="0"/>
+          <w:color w:val="4A4A49"/>
+          <w:sz w:val="22"/>
+        </w:rPr>
+        <w:t>Las estadisticas del optimizador son los metadatos que describen los datos sin tener que leerlos: cuantas filas tiene la tabla, cuantos bloques ocupa, cuantos valores distintos hay en cada columna, que fraccion es nula y un histograma que reparte los valores en cubos para saber si estan distribuidos parejo o concentrados. PostgreSQL las recolecta con ANALYZE cita y las guarda en pg_statistic con 100 cubos por columna por omision (parametro default_statistics_target); Oracle usa DBMS_STATS.GATHER_TABLE_STATS(USER, 'CITA') y las expone en USER_TABLES.NUM_ROWS y en USER_TAB_COL_STATISTICS. De aqui sale la explicacion de un fenomeno que desconcierta: la misma consulta, sin cambiar una sola letra, puede tener hoy un plan distinto al de ayer, porque la tabla crecio, porque se recolectaron estadisticas nuevas, porque alguien creo o borro un indice, o porque el valor concreto que se compara cambio la selectividad estimada. El plan no es propiedad del texto SQL: es una decision que el motor toma con la informacion que tiene en ese momento. De ahi la importancia de comparar rows estimadas contra actual rows en un EXPLAIN ANALYZE: una divergencia de 2 veces es normal, una de 10 veces o mas es la senal clasica de estadisticas desactualizadas o de predicados correlacionados. En VetCare la correlacion es facil de mostrar: estado = 'PROGRAMADA' y fecha_hora &gt;= CURRENT_DATE no son condiciones independientes, porque casi toda cita futura esta programada, pero el optimizador multiplica las dos selectividades como si lo fueran y subestima el resultado, por ejemplo estimando 30 filas donde salen 110.</w:t>
+      </w:r>
+    </w:p>
+    <w:p>
+      <w:r>
+        <w:rPr>
+          <w:b w:val="0"/>
+          <w:color w:val="4A4A49"/>
+          <w:sz w:val="22"/>
+        </w:rPr>
+        <w:t>Dos terminos mas hacen falta para entender por que el motor decide lo que decide. La cardinalidad de una columna es la cantidad de valores distintos que contiene, y conviene advertir al grupo que la misma palabra se usa tambien para nombrar la cantidad de filas que un nodo del plan entrega. La selectividad de un predicado es la fraccion de filas de la tabla que sobreviven a ese filtro, un numero entre 0 y 1, y es precisamente lo que el optimizador calcula con las estadisticas. Pongamos cifras verosimiles a la clinica Huellitas para que el docente tenga con que argumentar: 3.000 filas en dueno, 8.000 en mascota, 200.000 en cita acumuladas en cinco anios, unas 110 citas por dia habil, 40.000 filas en consulta, 300 en insumo y 250.000 en detalle_factura. Con esas cifras, el predicado WHERE c.fecha_hora &gt;= TIMESTAMP '2026-09-01 00:00:00' AND c.fecha_hora &lt; TIMESTAMP '2026-09-02 00:00:00' tiene selectividad 110 sobre 200.000, es decir 0,055 %, y es un filtro excelente. El predicado WHERE c.estado = 'PROGRAMADA' sobre una columna con cuatro valores distintos (PROGRAMADA, ATENDIDA, CANCELADA, NO_ASISTIO) tiene selectividad cercana al 25 % si estuvieran repartidos parejo, y en la practica peor, porque el historico esta lleno de ATENDIDA. Y WHERE m.activa = 'S', sobre una columna de dos valores donde el 90 % de las mascotas esta activa, tiene selectividad 0,9: no filtra nada. La regla practica, que es convencion de oficio y no regla dura, dice que por debajo de aproximadamente el 5 % de las filas conviene el acceso por indice, entre 5 % y 20 % depende del motor y del ancho de la fila, y por encima del 20 % o 25 % suele ganar leer la tabla completa. El origen de esa regla es medible: PostgreSQL valora por omision una lectura aleatoria de pagina en 4,0 y una secuencial en 1,0 (parametros random_page_cost y seq_page_cost), asi que una lectura al azar cuesta cuatro veces mas que una en orden.</w:t>
+      </w:r>
+    </w:p>
+    <w:p>
+      <w:r>
+        <w:rPr>
+          <w:b w:val="0"/>
+          <w:color w:val="4A4A49"/>
+          <w:sz w:val="22"/>
+        </w:rPr>
+        <w:t>Con eso ya se puede explicar la pareja full table scan contra index scan sin caer en la caricatura de que uno es malo y el otro bueno. Un full table scan (Seq Scan en el plan de PostgreSQL, TABLE ACCESS FULL en Oracle) lee todos los bloques de la tabla de principio a fin y descarta en memoria las filas que no cumplen el filtro; su ventaja es que la lectura es secuencial y el motor puede pedir muchos bloques de una sola vez. Un index scan desciende por el indice hasta la clave buscada y, por cada coincidencia, va a traer la fila completa a la tabla (TABLE ACCESS BY INDEX ROWID en Oracle, Index Scan mas acceso al heap en PostgreSQL), lo cual son lecturas dispersas. Las cuentas de VetCare: cita con 200.000 filas de unos 100 bytes ocupa cerca de 20 MB, o sea unas 2.500 paginas de 8 KB, y un full scan cuesta esas 2.500 lecturas. Buscar el dia de hoy por un indice sobre fecha_hora cuesta 3 o 4 lecturas para bajar por el arbol mas una lectura por cada una de las 110 filas, alrededor de 114 lecturas en total, unas 20 veces menos. Pero si el filtro fuera WHERE estado = 'ATENDIDA' y devolviera 120.000 filas, el indice costaria 120.000 accesos dispersos, mucho peor que 2.500 secuenciales, y el optimizador que elige el full scan esta acertando. Aqui aparece el punto pedagogico central de la clase, y el docente debe decirlo en voz alta ANTES de abrir el playground: con las 20 filas de prueba que el equipo cargo en la Clase 1, todo es instantaneo y todo se resuelve con full table scan, porque una tabla de 20 filas ocupa una sola pagina y no existe plan mas barato que leer una pagina. En ese tamano la consulta pesima y la consulta optima miden lo mismo, entre 0,02 y 0,3 milisegundos, y la diferencia queda escondida dentro del ruido de medicion. Optimizar sobre 20 filas no es optimizar: es adivinar.</w:t>
+      </w:r>
+    </w:p>
+    <w:p>
+      <w:r>
+        <w:rPr>
+          <w:b w:val="0"/>
+          <w:color w:val="4A4A49"/>
+          <w:sz w:val="22"/>
+        </w:rPr>
+        <w:t>El script 06_opt_consultas.sql del curso trae la pareja antes y despues, y conviene que el docente sepa exactamente que esta mal en la primera. La version antes es SELECT * FROM cita c, mascota m, dueno d WHERE c.id_mascota = m.id_mascota AND m.id_dueno = d.id_dueno; y acumula tres defectos. Primero, SELECT * trae las cuatro columnas de dueno, las cinco de mascota y las cuatro de cita, unos 250 bytes por fila, cuando la pantalla de recepcion solo necesita cuatro columnas y unos 40 bytes: se pagan seis veces mas trafico de red, mas memoria de trabajo y, si hay ordenamiento, mas escritura temporal en disco. Segundo, no hay ningun filtro, asi que el cruce se hace sobre las 200.000 citas historicas para mostrar la agenda de un solo dia. Tercero, la sintaxis de cruce implicito con comas en el FROM es peligrosa por una razon aritmetica y no estilistica: si alguien olvida una de las dos condiciones del WHERE, el resultado no es un error sino un producto cartesiano de 200.000 por 8.000 filas, es decir 1.600 millones de filas, que en un playground termina en tiempo de espera agotado. La version despues escribe el cruce explicito y filtra temprano: SELECT c.id_cita, c.fecha_hora, m.nombre AS mascota, d.nombre AS dueno FROM cita c JOIN mascota m ON m.id_mascota = c.id_mascota JOIN dueno d ON d.id_dueno = m.id_dueno WHERE c.fecha_hora &gt;= TIMESTAMP '2026-09-01 00:00:00' AND c.fecha_hora &lt; TIMESTAMP '2026-09-02 00:00:00' AND c.estado = 'PROGRAMADA'; Filtrar temprano tiene nombre tecnico, empuje de predicados o predicate pushdown, y consiste en aplicar el filtro antes del cruce para cruzar lo poco y no lo mucho. En un motor moderno el optimizador empuja el predicado por su cuenta casi siempre, y por eso hay que decir con honestidad que mover el WHERE no siempre cambia el plan; lo que si lo cambia es dejar de esconder el filtro donde el optimizador no puede moverlo, y los dos casos clasicos son escribirlo en HAVING cuando podia ir en WHERE, y escribirlo en el WHERE de un LEFT JOIN cuando corresponde al ON, que ademas cambia el significado de la consulta.</w:t>
+      </w:r>
+    </w:p>
+    <w:p>
+      <w:r>
+        <w:rPr>
+          <w:b w:val="0"/>
+          <w:color w:val="4A4A49"/>
+          <w:sz w:val="22"/>
+        </w:rPr>
+        <w:t>El tercer antipatron merece parrafo propio porque es el que mas confunde y el que conecta con la Clase 7. Un predicado se llama sargable, del ingles Search ARGument ABLE, cuando el motor puede resolverlo navegando un indice, y para eso la columna indexada debe aparecer sola a un lado de la comparacion. WHERE UPPER(m.nombre) = 'LUNA' no es sargable frente a un indice sobre mascota(nombre), porque el indice guarda el valor Luna tal como se escribio y el motor no tiene forma de saber, sin evaluar la funcion, cuales entradas dan LUNA al pasarlas por UPPER; el resultado es que aplica la funcion a las 8.000 filas, una por una. Lo mismo ocurre con WHERE EXTRACT(YEAR FROM c.fecha_hora) = 2026, con WHERE SUBSTR(d.telefono, 1, 3) = '300' y con la conversion implicita de tipos: si id_mascota es numerico y se escribe WHERE c.id_mascota = '10', algunos motores convierten la columna en lugar del literal y ahi se pierde el indice. La reescritura correcta casi siempre es un rango: en vez de la funcion sobre la fecha, WHERE c.fecha_hora &gt;= TIMESTAMP '2026-01-01 00:00:00' AND c.fecha_hora &lt; TIMESTAMP '2027-01-01 00:00:00'. Un caso mas: LIKE 'Lu%' si puede usar indice porque el comodin va al final, mientras LIKE '%una%' no puede, porque no hay prefijo por donde empezar a bajar el arbol. Y cuando la funcion es realmente necesaria para el negocio existe una salida que se estudia la clase siguiente, el indice funcional o basado en expresion, por ejemplo CREATE INDEX idx_mascota_nombre_upper ON mascota (UPPER(nombre)), disponible en Oracle y en PostgreSQL; conviene mencionarlo hoy solo como adelanto, para que nadie salga con la idea de que las funciones estan prohibidas en el WHERE.</w:t>
+      </w:r>
+    </w:p>
+    <w:p>
+      <w:r>
+        <w:rPr>
+          <w:b w:val="0"/>
+          <w:color w:val="4A4A49"/>
+          <w:sz w:val="22"/>
+        </w:rPr>
+        <w:t>Tres preguntas aparecen siempre y conviene tener la respuesta lista. La primera: si mi consulta ya devuelve el resultado correcto, para que la reescribo. Respuesta: correccion y costo son dos ejes independientes, el motor garantiza el resultado pero no el tiempo, y en produccion una consulta correcta que tarda 40 segundos congela la pantalla de recepcion igual que si estuviera mal escrita. La segunda: cuanto tiene que bajar el tiempo para que cuente como optimizada. Respuesta: la evidencia que pide el entregable no es un porcentaje sino un cambio verificable en el plan, por ejemplo que un nodo desaparezca, que Seq Scan pase a Index Scan o que las filas procesadas bajen de 200.000 a 110; en un playground compartido, una diferencia de tiempo menor al 20 % es ruido y no prueba nada. La tercera: por que la misma consulta tarda mas la primera vez. Respuesta: la primera ejecucion trae las paginas desde disco y las deja en la memoria intermedia, la segunda ya las encuentra alli, asi que se mide tres veces y se reporta la segunda o la tercera, y en PostgreSQL se puede pedir EXPLAIN (ANALYZE, BUFFERS) para ver cuantas paginas se leyeron y cuantas se acertaron en cache. Sobre lo que se puede demostrar de verdad hoy: DB Fiddle con PostgreSQL soporta EXPLAIN y EXPLAIN ANALYZE completos y, sobre todo, permite fabricar volumen en el mismo panel, que es el unico modo de que el tema se vea; con INSERT INTO cita (id_cita, id_mascota, fecha_hora, estado) SELECT g, 1 + (g % 8000), TIMESTAMP '2022-01-01 08:00:00' + (g * INTERVAL '3 minute'), CASE WHEN g % 4 = 0 THEN 'CANCELADA' ELSE 'PROGRAMADA' END FROM generate_series(1, 200000) AS g se llenan 200.000 citas en pocos segundos, siempre que antes existan las 8.000 mascotas, que se generan igual con generate_series, o que la demo use una tabla cita_perf sin clave foranea. En Oracle Live SQL el equivalente para fabricar filas es SELECT LEVEL FROM dual CONNECT BY LEVEL &lt;= 200000. Lo que NO se puede demostrar y hay que documentar en papel: los tiempos con la memoria intermedia vacia, porque vaciarla exige privilegios de administrador que ningun playground gratuito entrega; el comportamiento con varias sesiones compitiendo, que es tema de la Clase 10; y cualquier comparacion por encima de unos pocos cientos de miles de filas, porque DB Fiddle corta la ejecucion a los pocos segundos y Live SQL limita la duracion del script. Esta clase se apoya en la Clase 4, donde se vio que un disparador se ejecuta fila por fila y por lo tanto puede arruinar el costo de una carga masiva, y entrega el testigo a la Clase 7, que construye los indices que hoy solo se echaron de menos, y a la Clase 8, que suma el costo de las transacciones y de los bloqueos al mismo analisis.</w:t>
+      </w:r>
+    </w:p>
+    <w:p>
+      <w:r>
+        <w:rPr>
+          <w:b w:val="0"/>
+          <w:color w:val="4A4A49"/>
+          <w:sz w:val="22"/>
+        </w:rPr>
+        <w:t>Error tipico del docente que no domina el tema: mostrar la consulta antes y la consulta despues sobre las 20 filas de prueba, celebrar que el tiempo bajo de 0,9 a 0,4 milisegundos y presentar eso como evidencia de optimizacion. Es ruido de medicion, y el estudiante aprende que optimizar es una ceremonia sin sustento; aguas abajo, en la Clase 7 justificara sus indices con frases de opinion en lugar de con planes, y en el Parcial 2 no sabra responder por que el motor eligio un full table scan, porque nunca vio uno justificado con numeros. El segundo error es leer el plan como una lista de pasos en el orden en que aparece impresa, de arriba hacia abajo, afirmando que la primera linea es lo primero que ocurre; en realidad la primera linea es la ultima operacion, la que entrega el resultado, y las hojas mas indentadas se ejecutan primero. Si el docente instala ese error, el estudiante interpretara al reves todos los planes del curso, creera que el cruce sucede antes de leer las tablas y llegara a la sustentacion de la Clase 15 sin poder senalar cual nodo del plan cambio gracias a su indice, que es justamente la evidencia que la rubrica pide.</w:t>
       </w:r>
     </w:p>
     <w:p>

--- a/Bases de Datos II/Kit docente/Clase 6/Guion Docente Clase 6 - Optimizacion de consultas.docx
+++ b/Bases de Datos II/Kit docente/Clase 6/Guion Docente Clase 6 - Optimizacion de consultas.docx
@@ -328,7 +328,7 @@
           <w:color w:val="4A4A49"/>
           <w:sz w:val="22"/>
         </w:rPr>
-        <w:t>Para el docente que llega a esta clase sin dominar el tema, la idea que hay que instalar antes de cualquier sintaxis es esta: SQL es un lenguaje declarativo, es decir que la consulta describe QUE datos se quieren y nunca COMO obtenerlos. Quien decide el como es el optimizador de consultas, un componente interno del motor que recibe la sentencia y produce un plan de ejecucion. Un plan de ejecucion es el arbol de operaciones fisicas que el motor va a ejecutar de verdad: que tabla se lee primero, si se lee completa o a traves de un indice, con que algoritmo se cruzan dos tablas, donde se ordena y donde se agrupa. Entre la sentencia y el plan hay tres etapas: el analizador sintactico verifica que la sentencia este bien escrita y que las tablas y columnas existan; el optimizador genera varios planes candidatos, estima el costo de cada uno y elige el mas barato; el ejecutor corre el plan elegido. El numero que hace visible el problema: para una consulta con tres tablas existen 6 ordenes posibles de cruce (3 factorial), con cinco tablas hay 120, y si a cada orden se le multiplican dos o tres metodos de acceso y dos o tres algoritmos de cruce, el espacio de planes pasa del millar de alternativas. El optimizador no las prueba todas, poda con heuristicas y decide en milisegundos. Lo decisivo es que todos esos planes devuelven EXACTAMENTE el mismo resultado y pueden diferir en tiempo por factores de cien o de mil. Optimizar consultas es, entonces, ayudar al optimizador a encontrar el plan bueno; no es reescribir SQL por gusto estetico ni por supersticion de oficio.</w:t>
+        <w:t>SQL es un lenguaje declarativo: la consulta describe QUE datos se quieren y nunca COMO obtenerlos. Quien decide el como es el optimizador, un componente del motor que convierte la sentencia en un plan de ejecucion, es decir el arbol de operaciones fisicas que se ejecutara de verdad: que tabla se lee primero, si completa o por indice, con que algoritmo se cruzan dos tablas y donde se ordena. Son tres etapas: el analizador verifica sintaxis y existencia de tablas y columnas; el optimizador genera planes candidatos, estima el costo de cada uno y elige el mas barato; el ejecutor corre el elegido. El numero que hace visible el problema: con tres tablas hay 6 ordenes de cruce posibles (3 factorial), con cinco tablas 120, y al multiplicar metodos de acceso y algoritmos de cruce el espacio pasa del millar de planes; el optimizador no los prueba todos, poda con heuristicas y decide en milisegundos. Lo decisivo es que todos devuelven EXACTAMENTE el mismo resultado y pueden diferir en tiempo por factores de cien o de mil. Optimizar es ayudar al optimizador a encontrar el plan bueno, no reescribir SQL por gusto estetico.</w:t>
       </w:r>
     </w:p>
     <w:p>
@@ -338,7 +338,7 @@
           <w:color w:val="4A4A49"/>
           <w:sz w:val="22"/>
         </w:rPr>
-        <w:t>Leer un plan tiene una regla de orden que casi nadie explica y sin la cual el resto de la clase no sirve: el plan es un arbol y se lee de adentro hacia afuera, empezando por los nodos mas indentados, que son las hojas; cada nodo consume las filas que le entregan sus hijos y entrega filas a su padre, y la primera linea impresa es la ULTIMA operacion, la que devuelve el resultado. En PostgreSQL, que es el motor con mejor soporte de planes en DB Fiddle, la sentencia es EXPLAIN seguida de la consulta, y para la agenda del PI se ve algo como Hash Join (cost=270.00..4821.50 rows=1187 width=28) y debajo, mas indentado, Seq Scan on cita c con su filtro y un nodo Hash sobre Seq Scan on mascota m. Los tres numeros de cada nodo hay que saber nombrarlos: cost trae dos partes separadas por dos puntos, el costo de arranque, o sea lo que hay que hacer antes de poder entregar la primera fila, y el costo total; rows es la cantidad de filas que el motor ESTIMA que ese nodo entregara; width es el ancho promedio en bytes de cada fila. El costo NO esta en milisegundos: es una unidad relativa en la que 1.0 equivale, por convencion del parametro seq_page_cost, a leer secuencialmente una pagina de 8 KB, y solo sirve para comparar dos planes del mismo motor. Para obtener tiempos reales se usa EXPLAIN ANALYZE, que ejecuta la consulta y agrega actual time, actual rows y loops. Advertencia que evita un accidente en clase: EXPLAIN ANALYZE EJECUTA la sentencia, asi que sobre un UPDATE o un DELETE modifica datos de verdad y hay que envolverlo en BEGIN y ROLLBACK, lo cual ya es un anticipo de la Clase 8. En Oracle el equivalente son dos pasos, EXPLAIN PLAN FOR seguido de la sentencia y luego SELECT * FROM TABLE(DBMS_XPLAN.DISPLAY), que imprime una tabla con las columnas Id, Operation, Name, Rows, Bytes, Cost y Time, tambien con la indentacion como jerarquia; Oracle Live SQL trae ademas un boton de plan en la interfaz.</w:t>
+        <w:t>Leer un plan tiene una regla de orden que casi nadie explica: es un arbol y se lee de adentro hacia afuera, empezando por los nodos mas indentados, que son las hojas; cada nodo consume las filas de sus hijos, y la primera linea impresa es la ULTIMA operacion. En PostgreSQL, el motor con mejor soporte de planes en DB Fiddle, se escribe EXPLAIN antes de la consulta, y para la agenda del PI aparece algo como Hash Join (cost=270.00..4821.50 rows=1187 width=28) y debajo, mas indentado, Seq Scan on cita c con su filtro y un Hash sobre Seq Scan on mascota m. Los tres numeros hay que saber nombrarlos: cost trae el costo de arranque y el costo total separados por dos puntos; rows son las filas que el motor ESTIMA; width es el ancho promedio de la fila en bytes. El costo NO esta en milisegundos, es una unidad relativa donde 1.0 equivale por convencion a leer secuencialmente una pagina de 8 KB, y solo sirve para comparar planes del mismo motor. Los tiempos reales los da EXPLAIN ANALYZE, que agrega actual time, actual rows y loops; advertencia que evita un accidente en clase: EJECUTA la sentencia, asi que sobre un UPDATE hay que envolverlo en BEGIN y ROLLBACK, lo cual ya anticipa la Clase 8. En Oracle son dos pasos, EXPLAIN PLAN FOR y luego SELECT * FROM TABLE(DBMS_XPLAN.DISPLAY), que imprime Id, Operation, Name, Rows, Bytes, Cost y Time con la indentacion como jerarquia.</w:t>
       </w:r>
     </w:p>
     <w:p>
@@ -348,7 +348,7 @@
           <w:color w:val="4A4A49"/>
           <w:sz w:val="22"/>
         </w:rPr>
-        <w:t>Las estadisticas del optimizador son los metadatos que describen los datos sin tener que leerlos: cuantas filas tiene la tabla, cuantos bloques ocupa, cuantos valores distintos hay en cada columna, que fraccion es nula y un histograma que reparte los valores en cubos para saber si estan distribuidos parejo o concentrados. PostgreSQL las recolecta con ANALYZE cita y las guarda en pg_statistic con 100 cubos por columna por omision (parametro default_statistics_target); Oracle usa DBMS_STATS.GATHER_TABLE_STATS(USER, 'CITA') y las expone en USER_TABLES.NUM_ROWS y en USER_TAB_COL_STATISTICS. De aqui sale la explicacion de un fenomeno que desconcierta: la misma consulta, sin cambiar una sola letra, puede tener hoy un plan distinto al de ayer, porque la tabla crecio, porque se recolectaron estadisticas nuevas, porque alguien creo o borro un indice, o porque el valor concreto que se compara cambio la selectividad estimada. El plan no es propiedad del texto SQL: es una decision que el motor toma con la informacion que tiene en ese momento. De ahi la importancia de comparar rows estimadas contra actual rows en un EXPLAIN ANALYZE: una divergencia de 2 veces es normal, una de 10 veces o mas es la senal clasica de estadisticas desactualizadas o de predicados correlacionados. En VetCare la correlacion es facil de mostrar: estado = 'PROGRAMADA' y fecha_hora &gt;= CURRENT_DATE no son condiciones independientes, porque casi toda cita futura esta programada, pero el optimizador multiplica las dos selectividades como si lo fueran y subestima el resultado, por ejemplo estimando 30 filas donde salen 110.</w:t>
+        <w:t>Las estadisticas del optimizador son los metadatos que describen los datos sin leerlos: filas de la tabla, bloques que ocupa, valores distintos por columna, fraccion de nulos y un histograma que reparte los valores en cubos para saber si estan parejos o concentrados. PostgreSQL las recolecta con ANALYZE cita, con 100 cubos por columna por omision; Oracle usa DBMS_STATS.GATHER_TABLE_STATS(USER, 'CITA') y las expone en USER_TABLES.NUM_ROWS. De aqui sale la explicacion de un fenomeno que desconcierta: la misma consulta, sin cambiar una letra, puede tener hoy un plan distinto al de ayer, porque la tabla crecio, porque se recolectaron estadisticas nuevas, porque alguien creo un indice o porque el valor comparado cambio la selectividad estimada. El plan no es propiedad del texto SQL, es una decision tomada con la informacion disponible en ese instante. De ahi que se comparen rows estimadas contra actual rows: una divergencia de 2 veces es normal, una de 10 veces o mas es la senal clasica de estadisticas viejas o de predicados correlacionados. La correlacion se muestra facil en VetCare: estado = 'PROGRAMADA' y fecha_hora &gt;= CURRENT_DATE no son independientes, porque casi toda cita futura esta programada, pero el optimizador multiplica ambas selectividades como si lo fueran y estima 30 filas donde salen 110.</w:t>
       </w:r>
     </w:p>
     <w:p>
@@ -358,7 +358,7 @@
           <w:color w:val="4A4A49"/>
           <w:sz w:val="22"/>
         </w:rPr>
-        <w:t>Dos terminos mas hacen falta para entender por que el motor decide lo que decide. La cardinalidad de una columna es la cantidad de valores distintos que contiene, y conviene advertir al grupo que la misma palabra se usa tambien para nombrar la cantidad de filas que un nodo del plan entrega. La selectividad de un predicado es la fraccion de filas de la tabla que sobreviven a ese filtro, un numero entre 0 y 1, y es precisamente lo que el optimizador calcula con las estadisticas. Pongamos cifras verosimiles a la clinica Huellitas para que el docente tenga con que argumentar: 3.000 filas en dueno, 8.000 en mascota, 200.000 en cita acumuladas en cinco anios, unas 110 citas por dia habil, 40.000 filas en consulta, 300 en insumo y 250.000 en detalle_factura. Con esas cifras, el predicado WHERE c.fecha_hora &gt;= TIMESTAMP '2026-09-01 00:00:00' AND c.fecha_hora &lt; TIMESTAMP '2026-09-02 00:00:00' tiene selectividad 110 sobre 200.000, es decir 0,055 %, y es un filtro excelente. El predicado WHERE c.estado = 'PROGRAMADA' sobre una columna con cuatro valores distintos (PROGRAMADA, ATENDIDA, CANCELADA, NO_ASISTIO) tiene selectividad cercana al 25 % si estuvieran repartidos parejo, y en la practica peor, porque el historico esta lleno de ATENDIDA. Y WHERE m.activa = 'S', sobre una columna de dos valores donde el 90 % de las mascotas esta activa, tiene selectividad 0,9: no filtra nada. La regla practica, que es convencion de oficio y no regla dura, dice que por debajo de aproximadamente el 5 % de las filas conviene el acceso por indice, entre 5 % y 20 % depende del motor y del ancho de la fila, y por encima del 20 % o 25 % suele ganar leer la tabla completa. El origen de esa regla es medible: PostgreSQL valora por omision una lectura aleatoria de pagina en 4,0 y una secuencial en 1,0 (parametros random_page_cost y seq_page_cost), asi que una lectura al azar cuesta cuatro veces mas que una en orden.</w:t>
+        <w:t>Dos terminos explican por que el motor decide lo que decide. La cardinalidad de una columna es la cantidad de valores distintos que contiene, y conviene advertir que la palabra se usa tambien para las filas que entrega un nodo del plan. La selectividad de un predicado es la fraccion de filas que sobreviven al filtro, entre 0 y 1, y es lo que el optimizador calcula con las estadisticas. Cifras verosimiles de la clinica Huellitas para poder argumentar: 3.000 filas en dueno, 8.000 en mascota, 200.000 en cita acumuladas en cinco anios, unas 110 citas por dia habil, 300 en insumo y 250.000 en detalle_factura. Con eso, WHERE c.fecha_hora &gt;= TIMESTAMP '2026-09-01 00:00:00' AND c.fecha_hora &lt; TIMESTAMP '2026-09-02 00:00:00' tiene selectividad 110 sobre 200.000, o sea 0,055 %: filtro excelente. WHERE c.estado = 'PROGRAMADA', sobre cuatro valores distintos (PROGRAMADA, ATENDIDA, CANCELADA, NO_ASISTIO), ronda el 25 % y en la practica peor, porque el historico esta lleno de ATENDIDA. Y WHERE m.activa = 'S', con el 90 % de las mascotas activas, tiene selectividad 0,9: no filtra nada. La regla practica, convencion de oficio y no regla dura, dice que por debajo del 5 % de las filas conviene el indice, entre 5 % y 20 % depende del motor, y por encima del 20 % o 25 % gana leer la tabla completa. Su origen es medible: PostgreSQL valora una lectura aleatoria de pagina en 4,0 y una secuencial en 1,0 (parametros random_page_cost y seq_page_cost).</w:t>
       </w:r>
     </w:p>
     <w:p>
@@ -368,7 +368,7 @@
           <w:color w:val="4A4A49"/>
           <w:sz w:val="22"/>
         </w:rPr>
-        <w:t>Con eso ya se puede explicar la pareja full table scan contra index scan sin caer en la caricatura de que uno es malo y el otro bueno. Un full table scan (Seq Scan en el plan de PostgreSQL, TABLE ACCESS FULL en Oracle) lee todos los bloques de la tabla de principio a fin y descarta en memoria las filas que no cumplen el filtro; su ventaja es que la lectura es secuencial y el motor puede pedir muchos bloques de una sola vez. Un index scan desciende por el indice hasta la clave buscada y, por cada coincidencia, va a traer la fila completa a la tabla (TABLE ACCESS BY INDEX ROWID en Oracle, Index Scan mas acceso al heap en PostgreSQL), lo cual son lecturas dispersas. Las cuentas de VetCare: cita con 200.000 filas de unos 100 bytes ocupa cerca de 20 MB, o sea unas 2.500 paginas de 8 KB, y un full scan cuesta esas 2.500 lecturas. Buscar el dia de hoy por un indice sobre fecha_hora cuesta 3 o 4 lecturas para bajar por el arbol mas una lectura por cada una de las 110 filas, alrededor de 114 lecturas en total, unas 20 veces menos. Pero si el filtro fuera WHERE estado = 'ATENDIDA' y devolviera 120.000 filas, el indice costaria 120.000 accesos dispersos, mucho peor que 2.500 secuenciales, y el optimizador que elige el full scan esta acertando. Aqui aparece el punto pedagogico central de la clase, y el docente debe decirlo en voz alta ANTES de abrir el playground: con las 20 filas de prueba que el equipo cargo en la Clase 1, todo es instantaneo y todo se resuelve con full table scan, porque una tabla de 20 filas ocupa una sola pagina y no existe plan mas barato que leer una pagina. En ese tamano la consulta pesima y la consulta optima miden lo mismo, entre 0,02 y 0,3 milisegundos, y la diferencia queda escondida dentro del ruido de medicion. Optimizar sobre 20 filas no es optimizar: es adivinar.</w:t>
+        <w:t>Con eso se explica full table scan contra index scan sin caricaturas. Un full table scan (Seq Scan en PostgreSQL, TABLE ACCESS FULL en Oracle) lee todos los bloques de principio a fin y descarta en memoria lo que no cumple el filtro; su ventaja es que la lectura es secuencial. Un index scan desciende por el indice y, por cada coincidencia, va a buscar la fila a la tabla (TABLE ACCESS BY INDEX ROWID en Oracle), lo cual son lecturas dispersas. Las cuentas de VetCare: cita con 200.000 filas de unos 100 bytes ocupa cerca de 20 MB, unas 2.500 paginas de 8 KB, y el full scan cuesta esas 2.500 lecturas; buscar el dia de hoy por un indice sobre fecha_hora cuesta 3 o 4 lecturas para bajar el arbol mas una por cada una de las 110 filas, unas 114 en total, veinte veces menos. Pero si el filtro fuera WHERE estado = 'ATENDIDA' y devolviera 120.000 filas, el indice costaria 120.000 accesos dispersos, mucho peor que 2.500 secuenciales, y el optimizador que elige el full scan esta acertando. Aqui esta el punto pedagogico central, y el docente debe decirlo ANTES de abrir el playground: con las 20 filas de prueba cargadas en la Clase 1 todo es instantaneo y todo se resuelve con full table scan, porque una tabla de 20 filas ocupa una sola pagina y no hay plan mas barato que leer una pagina. En ese tamano la consulta pesima y la optima miden lo mismo, entre 0,02 y 0,3 milisegundos, y la diferencia se esconde en el ruido de medicion. Optimizar sobre 20 filas no es optimizar: es adivinar.</w:t>
       </w:r>
     </w:p>
     <w:p>
@@ -378,7 +378,7 @@
           <w:color w:val="4A4A49"/>
           <w:sz w:val="22"/>
         </w:rPr>
-        <w:t>El script 06_opt_consultas.sql del curso trae la pareja antes y despues, y conviene que el docente sepa exactamente que esta mal en la primera. La version antes es SELECT * FROM cita c, mascota m, dueno d WHERE c.id_mascota = m.id_mascota AND m.id_dueno = d.id_dueno; y acumula tres defectos. Primero, SELECT * trae las cuatro columnas de dueno, las cinco de mascota y las cuatro de cita, unos 250 bytes por fila, cuando la pantalla de recepcion solo necesita cuatro columnas y unos 40 bytes: se pagan seis veces mas trafico de red, mas memoria de trabajo y, si hay ordenamiento, mas escritura temporal en disco. Segundo, no hay ningun filtro, asi que el cruce se hace sobre las 200.000 citas historicas para mostrar la agenda de un solo dia. Tercero, la sintaxis de cruce implicito con comas en el FROM es peligrosa por una razon aritmetica y no estilistica: si alguien olvida una de las dos condiciones del WHERE, el resultado no es un error sino un producto cartesiano de 200.000 por 8.000 filas, es decir 1.600 millones de filas, que en un playground termina en tiempo de espera agotado. La version despues escribe el cruce explicito y filtra temprano: SELECT c.id_cita, c.fecha_hora, m.nombre AS mascota, d.nombre AS dueno FROM cita c JOIN mascota m ON m.id_mascota = c.id_mascota JOIN dueno d ON d.id_dueno = m.id_dueno WHERE c.fecha_hora &gt;= TIMESTAMP '2026-09-01 00:00:00' AND c.fecha_hora &lt; TIMESTAMP '2026-09-02 00:00:00' AND c.estado = 'PROGRAMADA'; Filtrar temprano tiene nombre tecnico, empuje de predicados o predicate pushdown, y consiste en aplicar el filtro antes del cruce para cruzar lo poco y no lo mucho. En un motor moderno el optimizador empuja el predicado por su cuenta casi siempre, y por eso hay que decir con honestidad que mover el WHERE no siempre cambia el plan; lo que si lo cambia es dejar de esconder el filtro donde el optimizador no puede moverlo, y los dos casos clasicos son escribirlo en HAVING cuando podia ir en WHERE, y escribirlo en el WHERE de un LEFT JOIN cuando corresponde al ON, que ademas cambia el significado de la consulta.</w:t>
+        <w:t>El script 06_opt_consultas.sql trae la pareja antes y despues, y el docente debe saber que esta mal en la primera: SELECT * FROM cita c, mascota m, dueno d WHERE c.id_mascota = m.id_mascota AND m.id_dueno = d.id_dueno; acumula tres defectos. SELECT * trae las cuatro columnas de dueno, las cinco de mascota y las cuatro de cita, unos 250 bytes por fila, cuando recepcion necesita cuatro columnas y unos 40 bytes: seis veces mas trafico y memoria de trabajo. No hay filtro, asi que se cruzan las 200.000 citas historicas para mostrar la agenda de un dia. Y el cruce implicito con comas es peligroso por aritmetica, no por estilo: si alguien olvida una condicion del WHERE, el resultado no es un error sino un producto cartesiano de 200.000 por 8.000 filas, 1.600 millones de filas, que en un playground acaba en tiempo de espera agotado. La version despues escribe el cruce explicito y filtra temprano: SELECT c.id_cita, c.fecha_hora, m.nombre AS mascota, d.nombre AS dueno FROM cita c JOIN mascota m ON m.id_mascota = c.id_mascota JOIN dueno d ON d.id_dueno = m.id_dueno WHERE c.fecha_hora &gt;= TIMESTAMP '2026-09-01 00:00:00' AND c.fecha_hora &lt; TIMESTAMP '2026-09-02 00:00:00' AND c.estado = 'PROGRAMADA'; Filtrar temprano se llama empuje de predicados o predicate pushdown. Hay que decir con honestidad que el optimizador moderno lo hace solo casi siempre, y que lo que si cambia el plan es dejar de esconder el filtro donde no puede moverlo: los dos casos clasicos son escribirlo en HAVING cuando cabia en WHERE, y ponerlo en el WHERE de un LEFT JOIN cuando corresponde al ON, lo que ademas cambia el significado de la consulta.</w:t>
       </w:r>
     </w:p>
     <w:p>
@@ -388,7 +388,7 @@
           <w:color w:val="4A4A49"/>
           <w:sz w:val="22"/>
         </w:rPr>
-        <w:t>El tercer antipatron merece parrafo propio porque es el que mas confunde y el que conecta con la Clase 7. Un predicado se llama sargable, del ingles Search ARGument ABLE, cuando el motor puede resolverlo navegando un indice, y para eso la columna indexada debe aparecer sola a un lado de la comparacion. WHERE UPPER(m.nombre) = 'LUNA' no es sargable frente a un indice sobre mascota(nombre), porque el indice guarda el valor Luna tal como se escribio y el motor no tiene forma de saber, sin evaluar la funcion, cuales entradas dan LUNA al pasarlas por UPPER; el resultado es que aplica la funcion a las 8.000 filas, una por una. Lo mismo ocurre con WHERE EXTRACT(YEAR FROM c.fecha_hora) = 2026, con WHERE SUBSTR(d.telefono, 1, 3) = '300' y con la conversion implicita de tipos: si id_mascota es numerico y se escribe WHERE c.id_mascota = '10', algunos motores convierten la columna en lugar del literal y ahi se pierde el indice. La reescritura correcta casi siempre es un rango: en vez de la funcion sobre la fecha, WHERE c.fecha_hora &gt;= TIMESTAMP '2026-01-01 00:00:00' AND c.fecha_hora &lt; TIMESTAMP '2027-01-01 00:00:00'. Un caso mas: LIKE 'Lu%' si puede usar indice porque el comodin va al final, mientras LIKE '%una%' no puede, porque no hay prefijo por donde empezar a bajar el arbol. Y cuando la funcion es realmente necesaria para el negocio existe una salida que se estudia la clase siguiente, el indice funcional o basado en expresion, por ejemplo CREATE INDEX idx_mascota_nombre_upper ON mascota (UPPER(nombre)), disponible en Oracle y en PostgreSQL; conviene mencionarlo hoy solo como adelanto, para que nadie salga con la idea de que las funciones estan prohibidas en el WHERE.</w:t>
+        <w:t>El tercer antipatron merece parrafo propio porque conecta con la Clase 7. Un predicado es sargable, de Search ARGument ABLE, cuando el motor puede resolverlo navegando un indice, y para eso la columna indexada debe aparecer sola a un lado de la comparacion. WHERE UPPER(m.nombre) = 'LUNA' no lo es frente a un indice sobre mascota(nombre): el indice guarda Luna tal como se escribio y el motor no puede saber, sin evaluar la funcion, cuales entradas dan LUNA, asi que la aplica a las 8.000 filas. Igual ocurre con WHERE EXTRACT(YEAR FROM c.fecha_hora) = 2026, con WHERE SUBSTR(d.telefono, 1, 3) = '300' y con la conversion implicita: si id_mascota es numerico y se escribe WHERE c.id_mascota = '10', algunos motores convierten la columna y no el literal. La reescritura correcta casi siempre es un rango: WHERE c.fecha_hora &gt;= TIMESTAMP '2026-01-01 00:00:00' AND c.fecha_hora &lt; TIMESTAMP '2027-01-01 00:00:00'. Un caso mas: LIKE 'Lu%' si usa indice porque el comodin va al final, y LIKE '%una%' no, porque no hay prefijo por donde bajar el arbol. Cuando la funcion es necesaria para el negocio existe la salida de la clase siguiente, el indice funcional, CREATE INDEX idx_mascota_nombre_upper ON mascota (UPPER(nombre)), en Oracle y PostgreSQL; hoy se menciona solo como adelanto, para que nadie crea que las funciones estan prohibidas en el WHERE.</w:t>
       </w:r>
     </w:p>
     <w:p>
@@ -398,7 +398,7 @@
           <w:color w:val="4A4A49"/>
           <w:sz w:val="22"/>
         </w:rPr>
-        <w:t>Tres preguntas aparecen siempre y conviene tener la respuesta lista. La primera: si mi consulta ya devuelve el resultado correcto, para que la reescribo. Respuesta: correccion y costo son dos ejes independientes, el motor garantiza el resultado pero no el tiempo, y en produccion una consulta correcta que tarda 40 segundos congela la pantalla de recepcion igual que si estuviera mal escrita. La segunda: cuanto tiene que bajar el tiempo para que cuente como optimizada. Respuesta: la evidencia que pide el entregable no es un porcentaje sino un cambio verificable en el plan, por ejemplo que un nodo desaparezca, que Seq Scan pase a Index Scan o que las filas procesadas bajen de 200.000 a 110; en un playground compartido, una diferencia de tiempo menor al 20 % es ruido y no prueba nada. La tercera: por que la misma consulta tarda mas la primera vez. Respuesta: la primera ejecucion trae las paginas desde disco y las deja en la memoria intermedia, la segunda ya las encuentra alli, asi que se mide tres veces y se reporta la segunda o la tercera, y en PostgreSQL se puede pedir EXPLAIN (ANALYZE, BUFFERS) para ver cuantas paginas se leyeron y cuantas se acertaron en cache. Sobre lo que se puede demostrar de verdad hoy: DB Fiddle con PostgreSQL soporta EXPLAIN y EXPLAIN ANALYZE completos y, sobre todo, permite fabricar volumen en el mismo panel, que es el unico modo de que el tema se vea; con INSERT INTO cita (id_cita, id_mascota, fecha_hora, estado) SELECT g, 1 + (g % 8000), TIMESTAMP '2022-01-01 08:00:00' + (g * INTERVAL '3 minute'), CASE WHEN g % 4 = 0 THEN 'CANCELADA' ELSE 'PROGRAMADA' END FROM generate_series(1, 200000) AS g se llenan 200.000 citas en pocos segundos, siempre que antes existan las 8.000 mascotas, que se generan igual con generate_series, o que la demo use una tabla cita_perf sin clave foranea. En Oracle Live SQL el equivalente para fabricar filas es SELECT LEVEL FROM dual CONNECT BY LEVEL &lt;= 200000. Lo que NO se puede demostrar y hay que documentar en papel: los tiempos con la memoria intermedia vacia, porque vaciarla exige privilegios de administrador que ningun playground gratuito entrega; el comportamiento con varias sesiones compitiendo, que es tema de la Clase 10; y cualquier comparacion por encima de unos pocos cientos de miles de filas, porque DB Fiddle corta la ejecucion a los pocos segundos y Live SQL limita la duracion del script. Esta clase se apoya en la Clase 4, donde se vio que un disparador se ejecuta fila por fila y por lo tanto puede arruinar el costo de una carga masiva, y entrega el testigo a la Clase 7, que construye los indices que hoy solo se echaron de menos, y a la Clase 8, que suma el costo de las transacciones y de los bloqueos al mismo analisis.</w:t>
+        <w:t>Tres preguntas aparecen siempre. Si la consulta ya devuelve el resultado correcto, para que reescribirla: correccion y costo son ejes independientes, el motor garantiza el resultado pero no el tiempo, y una consulta correcta que tarda 40 segundos congela la pantalla de recepcion igual que si estuviera mal. Cuanto debe bajar el tiempo para que cuente como optimizada: la evidencia que pide el entregable no es un porcentaje sino un cambio verificable del plan, que un nodo desaparezca, que Seq Scan pase a Index Scan o que las filas procesadas bajen de 200.000 a 110; en un playground compartido, una diferencia menor al 20 % es ruido. Por que la misma consulta tarda mas la primera vez: la primera ejecucion trae las paginas de disco y la segunda las encuentra en memoria, asi que se mide tres veces y se reporta la segunda o la tercera, y en PostgreSQL EXPLAIN (ANALYZE, BUFFERS) muestra cuantas paginas se leyeron y cuantas se acertaron en cache. Sobre lo demostrable: DB Fiddle con PostgreSQL soporta EXPLAIN y EXPLAIN ANALYZE completos y permite fabricar volumen en el mismo panel, unico modo de que el tema se vea; INSERT INTO cita (id_cita, id_mascota, fecha_hora, estado) SELECT g, 1 + (g % 8000), TIMESTAMP '2022-01-01 08:00:00' + (g * INTERVAL '3 minute'), CASE WHEN g % 4 = 0 THEN 'CANCELADA' ELSE 'PROGRAMADA' END FROM generate_series(1, 200000) AS g llena 200.000 citas en pocos segundos, siempre que existan antes las 8.000 mascotas o que la demo use una tabla cita_perf sin clave foranea; en Oracle Live SQL el equivalente es SELECT LEVEL FROM dual CONNECT BY LEVEL &lt;= 200000. Hay que documentar en papel lo que el playground no permite: los tiempos con la memoria intermedia vacia, porque vaciarla exige privilegios de administrador; el comportamiento con varias sesiones compitiendo, que es la Clase 10; y cualquier comparacion por encima de unos cientos de miles de filas, porque DB Fiddle corta la ejecucion a los pocos segundos y Live SQL limita la duracion del script. La clase se apoya en la Clase 4, donde se vio que un disparador corre fila por fila y encarece una carga masiva, y entrega el testigo a la Clase 7, que crea los indices que hoy se echaron de menos, y a la Clase 8, que suma transacciones y bloqueos al mismo analisis.</w:t>
       </w:r>
     </w:p>
     <w:p>
@@ -408,7 +408,7 @@
           <w:color w:val="4A4A49"/>
           <w:sz w:val="22"/>
         </w:rPr>
-        <w:t>Error tipico del docente que no domina el tema: mostrar la consulta antes y la consulta despues sobre las 20 filas de prueba, celebrar que el tiempo bajo de 0,9 a 0,4 milisegundos y presentar eso como evidencia de optimizacion. Es ruido de medicion, y el estudiante aprende que optimizar es una ceremonia sin sustento; aguas abajo, en la Clase 7 justificara sus indices con frases de opinion en lugar de con planes, y en el Parcial 2 no sabra responder por que el motor eligio un full table scan, porque nunca vio uno justificado con numeros. El segundo error es leer el plan como una lista de pasos en el orden en que aparece impresa, de arriba hacia abajo, afirmando que la primera linea es lo primero que ocurre; en realidad la primera linea es la ultima operacion, la que entrega el resultado, y las hojas mas indentadas se ejecutan primero. Si el docente instala ese error, el estudiante interpretara al reves todos los planes del curso, creera que el cruce sucede antes de leer las tablas y llegara a la sustentacion de la Clase 15 sin poder senalar cual nodo del plan cambio gracias a su indice, que es justamente la evidencia que la rubrica pide.</w:t>
+        <w:t>Error tipico del docente que no domina el tema: mostrar la consulta antes y la consulta despues sobre las 20 filas de prueba, celebrar que el tiempo bajo de 0,9 a 0,4 milisegundos y presentar eso como evidencia de optimizacion. Es ruido de medicion, y el estudiante aprende que optimizar es una ceremonia sin sustento; aguas abajo, en la Clase 7 justificara sus indices con opiniones en lugar de con planes, y en el Parcial 2 no sabra responder por que el motor eligio un full table scan, porque nunca vio uno justificado con numeros. El segundo error es leer el plan como una lista de pasos en el orden impreso, de arriba hacia abajo, afirmando que la primera linea es lo primero que ocurre; en realidad la primera linea es la ultima operacion y las hojas mas indentadas se ejecutan primero. Si el docente instala ese error, el estudiante interpretara al reves todos los planes del curso, creera que el cruce sucede antes de leer las tablas y llegara a la sustentacion de la Clase 15 sin poder senalar cual nodo del plan cambio gracias a su indice, que es justamente la evidencia que la rubrica pide.</w:t>
       </w:r>
     </w:p>
     <w:p>

--- a/Bases de Datos II/Kit docente/Clase 6/Guion Docente Clase 6 - Optimizacion de consultas.docx
+++ b/Bases de Datos II/Kit docente/Clase 6/Guion Docente Clase 6 - Optimizacion de consultas.docx
@@ -940,7 +940,7 @@
           <w:color w:val="4A4A49"/>
           <w:sz w:val="22"/>
         </w:rPr>
-        <w:t xml:space="preserve"> «Equipos: abran su carpeta VetCare. Esto suma a la rubrica del PI. Al final suben el taller en ExamLab.»</w:t>
+        <w:t xml:space="preserve"> «Abran su carpeta VetCare. Esto suma a la rubrica del PI. Al final suben el taller en ExamLab.»</w:t>
       </w:r>
     </w:p>
     <w:p>
@@ -1012,7 +1012,7 @@
           <w:color w:val="4A4A49"/>
           <w:sz w:val="22"/>
         </w:rPr>
-        <w:t>Guardar 06_opt_antes.sql / 06_opt_despues.sql en carpeta del equipo.</w:t>
+        <w:t>Guardar 06_opt_antes.sql / 06_opt_despues.sql en la carpeta del PI.</w:t>
       </w:r>
     </w:p>
     <w:p>
@@ -1022,7 +1022,7 @@
           <w:color w:val="4A4A49"/>
           <w:sz w:val="22"/>
         </w:rPr>
-        <w:t>Circular por equipos (o salas). Empujar evidencia, no perfectionismo.</w:t>
+        <w:t>Circular por estudiantes (o salas). Empujar evidencia, no perfectionismo.</w:t>
       </w:r>
     </w:p>
     <w:p>
@@ -1046,7 +1046,7 @@
           <w:color w:val="C23E12"/>
           <w:sz w:val="21"/>
         </w:rPr>
-        <w:t>📸  Pantallazo: [CAP: avance equipo / playground Clase 6]</w:t>
+        <w:t>📸  Pantallazo: [CAP: avance del estudiante / playground Clase 6]</w:t>
       </w:r>
     </w:p>
     <w:p>
@@ -1279,7 +1279,7 @@
           <w:color w:val="4A4A49"/>
           <w:sz w:val="22"/>
         </w:rPr>
-        <w:t>Equipos tienen el entregable o gaps escritos.</w:t>
+        <w:t>Cada estudiante tiene el entregable o sus gaps escritos.</w:t>
       </w:r>
     </w:p>
     <w:p>

--- a/Bases de Datos II/Kit docente/Clase 6/Guion Docente Clase 6 - Optimizacion de consultas.docx
+++ b/Bases de Datos II/Kit docente/Clase 6/Guion Docente Clase 6 - Optimizacion de consultas.docx
@@ -51,7 +51,7 @@
           <w:color w:val="4A4A49"/>
           <w:sz w:val="22"/>
         </w:rPr>
-        <w:t xml:space="preserve"> REGULAR</w:t>
+        <w:t xml:space="preserve"> REGULAR (sincrona)</w:t>
       </w:r>
     </w:p>
     <w:p>

--- a/Bases de Datos II/Kit docente/Clase 6/Guion Docente Clase 6 - Optimizacion de consultas.docx
+++ b/Bases de Datos II/Kit docente/Clase 6/Guion Docente Clase 6 - Optimizacion de consultas.docx
@@ -443,16 +443,39 @@
       </w:r>
     </w:p>
     <w:p>
-      <w:pPr>
-        <w:pStyle w:val="ListNumber"/>
-      </w:pPr>
       <w:r>
         <w:rPr>
           <w:b w:val="0"/>
           <w:color w:val="4A4A49"/>
           <w:sz w:val="22"/>
         </w:rPr>
-        <w:t>Slide 1 portada (Clase N + titulo VetCare)</w:t>
+        <w:t xml:space="preserve">Numeracion real del deck </w:t>
+      </w:r>
+      <w:r>
+        <w:rPr>
+          <w:rFonts w:ascii="Consolas" w:hAnsi="Consolas"/>
+          <w:color w:val="111111"/>
+          <w:sz w:val="21"/>
+        </w:rPr>
+        <w:t>Clases/Clase 6 - Optimizacion de consultas/Presentacion.pptx</w:t>
+      </w:r>
+      <w:r>
+        <w:rPr>
+          <w:b w:val="0"/>
+          <w:color w:val="4A4A49"/>
+          <w:sz w:val="22"/>
+        </w:rPr>
+        <w:t>.</w:t>
+      </w:r>
+    </w:p>
+    <w:p>
+      <w:r>
+        <w:rPr>
+          <w:b w:val="0"/>
+          <w:color w:val="4A4A49"/>
+          <w:sz w:val="22"/>
+        </w:rPr>
+        <w:t>Las etiquetas [Slide N] del plan y del fundamento apuntan aqui.</w:t>
       </w:r>
     </w:p>
     <w:p>
@@ -465,7 +488,7 @@
           <w:color w:val="4A4A49"/>
           <w:sz w:val="22"/>
         </w:rPr>
-        <w:t>Slide Agenda 120 min</w:t>
+        <w:t>Portada · Clase 6 · Optimizacion de consultas · VetCare</w:t>
       </w:r>
     </w:p>
     <w:p>
@@ -478,7 +501,7 @@
           <w:color w:val="4A4A49"/>
           <w:sz w:val="22"/>
         </w:rPr>
-        <w:t>Slide Objetivo PI de la clase</w:t>
+        <w:t>Encuadre de hoy · Objetivo PI</w:t>
       </w:r>
     </w:p>
     <w:p>
@@ -491,7 +514,7 @@
           <w:color w:val="4A4A49"/>
           <w:sz w:val="22"/>
         </w:rPr>
-        <w:t>Slide Teoria Core</w:t>
+        <w:t>Mapa del bloque de hoy (120 min)</w:t>
       </w:r>
     </w:p>
     <w:p>
@@ -504,7 +527,7 @@
           <w:color w:val="4A4A49"/>
           <w:sz w:val="22"/>
         </w:rPr>
-        <w:t>Slide Demo del dia</w:t>
+        <w:t>Teoria Core (breve)</w:t>
       </w:r>
     </w:p>
     <w:p>
@@ -517,7 +540,7 @@
           <w:color w:val="4A4A49"/>
           <w:sz w:val="22"/>
         </w:rPr>
-        <w:t>Slide Herramientas de hoy (logos 3-4)</w:t>
+        <w:t>Optimizar es un ANTES medible, no una opinion</w:t>
       </w:r>
     </w:p>
     <w:p>
@@ -530,7 +553,7 @@
           <w:color w:val="4A4A49"/>
           <w:sz w:val="22"/>
         </w:rPr>
-        <w:t>Bloque Taller ampliado: contexto / objetivo / escenario / pasos / pistas</w:t>
+        <w:t>Demo del dia</w:t>
       </w:r>
     </w:p>
     <w:p>
@@ -543,7 +566,7 @@
           <w:color w:val="4A4A49"/>
           <w:sz w:val="22"/>
         </w:rPr>
-        <w:t>Slide Criterios de exito / entregable</w:t>
+        <w:t>Herramientas de hoy</w:t>
       </w:r>
     </w:p>
     <w:p>
@@ -556,7 +579,7 @@
           <w:color w:val="4A4A49"/>
           <w:sz w:val="22"/>
         </w:rPr>
-        <w:t>Slide Para el PI esta semana</w:t>
+        <w:t>Taller PI VetCare — contexto / por que importa</w:t>
       </w:r>
     </w:p>
     <w:p>
@@ -569,7 +592,7 @@
           <w:color w:val="4A4A49"/>
           <w:sz w:val="22"/>
         </w:rPr>
-        <w:t>Slide Cierre</w:t>
+        <w:t>Taller PI VetCare — objetivo y criterios</w:t>
       </w:r>
     </w:p>
     <w:p>
@@ -582,7 +605,96 @@
           <w:color w:val="4A4A49"/>
           <w:sz w:val="22"/>
         </w:rPr>
-        <w:t>Solucion PRIVADA: Kit docente/Clase N/Solucion Taller Clase N - VetCare.docx</w:t>
+        <w:t>Taller PI VetCare — escenario / datos de partida</w:t>
+      </w:r>
+    </w:p>
+    <w:p>
+      <w:pPr>
+        <w:pStyle w:val="ListNumber"/>
+      </w:pPr>
+      <w:r>
+        <w:rPr>
+          <w:b w:val="0"/>
+          <w:color w:val="4A4A49"/>
+          <w:sz w:val="22"/>
+        </w:rPr>
+        <w:t>Taller PI VetCare — pasos guiados</w:t>
+      </w:r>
+    </w:p>
+    <w:p>
+      <w:pPr>
+        <w:pStyle w:val="ListNumber"/>
+      </w:pPr>
+      <w:r>
+        <w:rPr>
+          <w:b w:val="0"/>
+          <w:color w:val="4A4A49"/>
+          <w:sz w:val="22"/>
+        </w:rPr>
+        <w:t>Taller PI VetCare — pistas (checklist vacio)</w:t>
+      </w:r>
+    </w:p>
+    <w:p>
+      <w:pPr>
+        <w:pStyle w:val="ListNumber"/>
+      </w:pPr>
+      <w:r>
+        <w:rPr>
+          <w:b w:val="0"/>
+          <w:color w:val="4A4A49"/>
+          <w:sz w:val="22"/>
+        </w:rPr>
+        <w:t>Criterios de exito / entregable</w:t>
+      </w:r>
+    </w:p>
+    <w:p>
+      <w:pPr>
+        <w:pStyle w:val="ListNumber"/>
+      </w:pPr>
+      <w:r>
+        <w:rPr>
+          <w:b w:val="0"/>
+          <w:color w:val="4A4A49"/>
+          <w:sz w:val="22"/>
+        </w:rPr>
+        <w:t>Para el PI esta semana</w:t>
+      </w:r>
+    </w:p>
+    <w:p>
+      <w:pPr>
+        <w:pStyle w:val="ListNumber"/>
+      </w:pPr>
+      <w:r>
+        <w:rPr>
+          <w:b w:val="0"/>
+          <w:color w:val="4A4A49"/>
+          <w:sz w:val="22"/>
+        </w:rPr>
+        <w:t>Cierre · Clase 6</w:t>
+      </w:r>
+    </w:p>
+    <w:p>
+      <w:pPr>
+        <w:ind w:left="432"/>
+        <w:shd w:val="clear" w:fill="F7F7F8"/>
+      </w:pPr>
+      <w:r>
+        <w:rPr>
+          <w:b w:val="0"/>
+          <w:i/>
+          <w:color w:val="4A4A49"/>
+          <w:sz w:val="21"/>
+        </w:rPr>
+        <w:t xml:space="preserve">Privado, no se proyecta: </w:t>
+      </w:r>
+      <w:r>
+        <w:rPr>
+          <w:rFonts w:ascii="Consolas" w:hAnsi="Consolas"/>
+          <w:i/>
+          <w:color w:val="111111"/>
+          <w:sz w:val="20"/>
+        </w:rPr>
+        <w:t>Kit docente/Clase 6/Solucion Taller Clase 6 - VetCare.docx</w:t>
       </w:r>
     </w:p>
     <w:p>
@@ -608,7 +720,7 @@
           <w:color w:val="1A1C1D"/>
           <w:sz w:val="32"/>
         </w:rPr>
-        <w:t>0-10 · Encuadre</w:t>
+        <w:t>0-10 · Encuadre · [Slide 2][Slide 3]</w:t>
       </w:r>
     </w:p>
     <w:p>
@@ -646,7 +758,7 @@
           <w:color w:val="4A4A49"/>
           <w:sz w:val="22"/>
         </w:rPr>
-        <w:t>Mostrar slide Agenda + Objetivo PI.</w:t>
+        <w:t>Proyectar [Slide 2] «Encuadre de hoy · Objetivo PI» y [Slide 3] «Mapa del bloque de hoy».</w:t>
       </w:r>
     </w:p>
     <w:p>
@@ -669,7 +781,7 @@
           <w:color w:val="1A1C1D"/>
           <w:sz w:val="32"/>
         </w:rPr>
-        <w:t>10-35 · Teoria Core (breve)</w:t>
+        <w:t>10-35 · Teoria Core (breve) · [Slide 4]</w:t>
       </w:r>
     </w:p>
     <w:p>
@@ -688,6 +800,26 @@
           <w:sz w:val="22"/>
         </w:rPr>
         <w:t xml:space="preserve"> «Solo lo necesario para el entregable de hoy.»</w:t>
+      </w:r>
+    </w:p>
+    <w:p>
+      <w:r>
+        <w:rPr>
+          <w:b w:val="0"/>
+          <w:color w:val="4A4A49"/>
+          <w:sz w:val="22"/>
+        </w:rPr>
+        <w:t>Proyectar [Slide 4] «Teoria Core (breve)». El desarrollo completo de cada punto esta</w:t>
+      </w:r>
+    </w:p>
+    <w:p>
+      <w:r>
+        <w:rPr>
+          <w:b w:val="0"/>
+          <w:color w:val="4A4A49"/>
+          <w:sz w:val="22"/>
+        </w:rPr>
+        <w:t>arriba, en «Fundamento teorico», dividido por diapositiva.</w:t>
       </w:r>
     </w:p>
     <w:p>
@@ -785,16 +917,6 @@
           <w:color w:val="4A4A49"/>
           <w:sz w:val="22"/>
         </w:rPr>
-        <w:t>Referencia: slide Teoria Core.</w:t>
-      </w:r>
-    </w:p>
-    <w:p>
-      <w:r>
-        <w:rPr>
-          <w:b w:val="0"/>
-          <w:color w:val="4A4A49"/>
-          <w:sz w:val="22"/>
-        </w:rPr>
         <w:t>Pregunta al aire (2 min): ¿como se conecta esto con su VetCare?</w:t>
       </w:r>
     </w:p>
@@ -808,7 +930,7 @@
           <w:color w:val="1A1C1D"/>
           <w:sz w:val="32"/>
         </w:rPr>
-        <w:t>35-55 · Demo paso a paso</w:t>
+        <w:t>35-55 · Demo paso a paso · [Slide 6]</w:t>
       </w:r>
     </w:p>
     <w:p>
@@ -922,7 +1044,7 @@
           <w:color w:val="1A1C1D"/>
           <w:sz w:val="32"/>
         </w:rPr>
-        <w:t>55-105 · Taller guiado = tarea del PI</w:t>
+        <w:t>55-105 · Taller guiado = tarea del PI · [Slide 11]</w:t>
       </w:r>
     </w:p>
     <w:p>
@@ -1046,12 +1168,28 @@
           <w:color w:val="C23E12"/>
           <w:sz w:val="21"/>
         </w:rPr>
-        <w:t>📸  Pantallazo: [CAP: avance del estudiante / playground Clase 6]</w:t>
+        <w:t>📸  Evidencia de avance de un estudiante (para su registro del corte)</w:t>
       </w:r>
     </w:p>
     <w:p>
       <w:pPr>
         <w:shd w:val="clear" w:fill="F2F2F3"/>
+        <w:spacing w:after="20"/>
+      </w:pPr>
+      <w:r>
+        <w:rPr>
+          <w:b/>
+          <w:i/>
+          <w:color w:val="4A4A49"/>
+          <w:sz w:val="18"/>
+        </w:rPr>
+        <w:t>Esta imagen todavía no existe. Cómo producirla:</w:t>
+      </w:r>
+    </w:p>
+    <w:p>
+      <w:pPr>
+        <w:shd w:val="clear" w:fill="F2F2F3"/>
+        <w:ind w:left="216"/>
       </w:pPr>
       <w:r>
         <w:rPr>
@@ -1059,7 +1197,7 @@
           <w:color w:val="4A4A49"/>
           <w:sz w:val="18"/>
         </w:rPr>
-        <w:t>[  Inserta aquí la captura de pantalla  ]</w:t>
+        <w:t>1) Con permiso del estudiante, capture SU pantalla con el artefacto de hoy a medio construir.  2) Recorte datos personales (nombre, correo) antes de guardar.  3) Guardela como Kit docente/Clase 6/Capturas/cap02_taller.png.  4) Sirve de referencia del nivel esperado en el proximo semestre; no se proyecta.</w:t>
       </w:r>
     </w:p>
     <w:p>
@@ -1072,7 +1210,7 @@
           <w:color w:val="1A1C1D"/>
           <w:sz w:val="32"/>
         </w:rPr>
-        <w:t>105-115 · Criterios de exito + quiz corto</w:t>
+        <w:t>105-115 · Criterios de exito + quiz corto · [Slide 13]</w:t>
       </w:r>
     </w:p>
     <w:p>
@@ -1082,7 +1220,7 @@
           <w:color w:val="4A4A49"/>
           <w:sz w:val="22"/>
         </w:rPr>
-        <w:t>Repasar checklist del dia (slide Criterios).</w:t>
+        <w:t>Repasar checklist del dia con [Slide 13] «Criterios de exito / entregable».</w:t>
       </w:r>
     </w:p>
     <w:p>
@@ -1169,7 +1307,7 @@
           <w:color w:val="1A1C1D"/>
           <w:sz w:val="32"/>
         </w:rPr>
-        <w:t>115-120 · Cierre</w:t>
+        <w:t>115-120 · Cierre · [Slide 15]</w:t>
       </w:r>
     </w:p>
     <w:p>
@@ -1197,7 +1335,7 @@
           <w:color w:val="4A4A49"/>
           <w:sz w:val="22"/>
         </w:rPr>
-        <w:t>Slide cierre. Dudas finales.</w:t>
+        <w:t>Proyectar [Slide 15] slide de cierre. Dudas finales.</w:t>
       </w:r>
     </w:p>
     <w:p>
@@ -1243,7 +1381,23 @@
           <w:color w:val="4A4A49"/>
           <w:sz w:val="22"/>
         </w:rPr>
-        <w:t>Carpeta Capturas/. Placeholders [CAP: ...] arriba; reemplazar por PNG reales cuando pueda</w:t>
+        <w:t xml:space="preserve">Carpeta </w:t>
+      </w:r>
+      <w:r>
+        <w:rPr>
+          <w:rFonts w:ascii="Consolas" w:hAnsi="Consolas"/>
+          <w:color w:val="111111"/>
+          <w:sz w:val="21"/>
+        </w:rPr>
+        <w:t>Kit docente/Clase 6/Capturas/</w:t>
+      </w:r>
+      <w:r>
+        <w:rPr>
+          <w:b w:val="0"/>
+          <w:color w:val="4A4A49"/>
+          <w:sz w:val="22"/>
+        </w:rPr>
+        <w:t>. Cada linea de pantallazo de arriba trae</w:t>
       </w:r>
     </w:p>
     <w:p>
@@ -1253,7 +1407,43 @@
           <w:color w:val="4A4A49"/>
           <w:sz w:val="22"/>
         </w:rPr>
-        <w:t>(Playwright/manual en DB Fiddle, draw.io, Live SQL).</w:t>
+        <w:t>el nombre exacto del archivo y, si todavia no existe, el paso a paso para producirlo:</w:t>
+      </w:r>
+    </w:p>
+    <w:p>
+      <w:r>
+        <w:rPr>
+          <w:b w:val="0"/>
+          <w:color w:val="4A4A49"/>
+          <w:sz w:val="22"/>
+        </w:rPr>
+        <w:t>tomelo, guardelo con ese nombre y vuelva a generar el guion — la imagen se embebe sola.</w:t>
+      </w:r>
+    </w:p>
+    <w:p>
+      <w:r>
+        <w:rPr>
+          <w:b w:val="0"/>
+          <w:color w:val="4A4A49"/>
+          <w:sz w:val="22"/>
+        </w:rPr>
+        <w:t xml:space="preserve">Detalle por captura en </w:t>
+      </w:r>
+      <w:r>
+        <w:rPr>
+          <w:rFonts w:ascii="Consolas" w:hAnsi="Consolas"/>
+          <w:color w:val="111111"/>
+          <w:sz w:val="21"/>
+        </w:rPr>
+        <w:t>Capturas/README_capturas.txt</w:t>
+      </w:r>
+      <w:r>
+        <w:rPr>
+          <w:b w:val="0"/>
+          <w:color w:val="4A4A49"/>
+          <w:sz w:val="22"/>
+        </w:rPr>
+        <w:t>.</w:t>
       </w:r>
     </w:p>
     <w:p>

--- a/Bases de Datos II/Kit docente/Clase 6/Guion Docente Clase 6 - Optimizacion de consultas.docx
+++ b/Bases de Datos II/Kit docente/Clase 6/Guion Docente Clase 6 - Optimizacion de consultas.docx
@@ -165,6 +165,55 @@
           <w:sz w:val="22"/>
         </w:rPr>
         <w:t xml:space="preserve"> Clases/Clase 6 - Optimizacion de consultas/Presentacion.pptx</w:t>
+      </w:r>
+    </w:p>
+    <w:p>
+      <w:pPr>
+        <w:pStyle w:val="ListBullet"/>
+      </w:pPr>
+      <w:r>
+        <w:rPr>
+          <w:b/>
+          <w:color w:val="4A4A49"/>
+          <w:sz w:val="22"/>
+        </w:rPr>
+        <w:t>Caso de estudio (anexo del estudiante):</w:t>
+      </w:r>
+      <w:r>
+        <w:rPr>
+          <w:b w:val="0"/>
+          <w:color w:val="4A4A49"/>
+          <w:sz w:val="22"/>
+        </w:rPr>
+        <w:t xml:space="preserve"> </w:t>
+      </w:r>
+      <w:r>
+        <w:rPr>
+          <w:rFonts w:ascii="Consolas" w:hAnsi="Consolas"/>
+          <w:color w:val="111111"/>
+          <w:sz w:val="21"/>
+        </w:rPr>
+        <w:t>Clases/Proyecto Integrador/Anexo - Caso de estudio Clinica Huellitas - Bases de Datos II.docx</w:t>
+      </w:r>
+    </w:p>
+    <w:p>
+      <w:r>
+        <w:rPr>
+          <w:b w:val="0"/>
+          <w:color w:val="4A4A49"/>
+          <w:sz w:val="22"/>
+        </w:rPr>
+        <w:t>— perfil de la clinica, las 8 entidades, las 3 reglas, el elenco de nombres y la escala por clase.</w:t>
+      </w:r>
+    </w:p>
+    <w:p>
+      <w:r>
+        <w:rPr>
+          <w:b w:val="0"/>
+          <w:color w:val="4A4A49"/>
+          <w:sz w:val="22"/>
+        </w:rPr>
+        <w:t>Remita a este anexo cada vez que alguien pregunte «que datos guarda» o «de que tamano es esto».</w:t>
       </w:r>
     </w:p>
     <w:p>

--- a/Bases de Datos II/Kit docente/Clase 6/Guion Docente Clase 6 - Optimizacion de consultas.docx
+++ b/Bases de Datos II/Kit docente/Clase 6/Guion Docente Clase 6 - Optimizacion de consultas.docx
@@ -371,6 +371,19 @@
       </w:r>
     </w:p>
     <w:p>
+      <w:pPr>
+        <w:spacing w:before="200" w:after="60"/>
+      </w:pPr>
+      <w:r>
+        <w:rPr>
+          <w:b/>
+          <w:color w:val="1A1C1D"/>
+          <w:sz w:val="32"/>
+        </w:rPr>
+        <w:t>SQL es declarativo: quien decide el como es el optimizador - diapositiva 4</w:t>
+      </w:r>
+    </w:p>
+    <w:p>
       <w:r>
         <w:rPr>
           <w:b w:val="0"/>
@@ -378,6 +391,19 @@
           <w:sz w:val="22"/>
         </w:rPr>
         <w:t>SQL es un lenguaje declarativo: la consulta describe QUE datos se quieren y nunca COMO obtenerlos. Quien decide el como es el optimizador, un componente del motor que convierte la sentencia en un plan de ejecucion, es decir el arbol de operaciones fisicas que se ejecutara de verdad: que tabla se lee primero, si completa o por indice, con que algoritmo se cruzan dos tablas y donde se ordena. Son tres etapas: el analizador verifica sintaxis y existencia de tablas y columnas; el optimizador genera planes candidatos, estima el costo de cada uno y elige el mas barato; el ejecutor corre el elegido. El numero que hace visible el problema: con tres tablas hay 6 ordenes de cruce posibles (3 factorial), con cinco tablas 120, y al multiplicar metodos de acceso y algoritmos de cruce el espacio pasa del millar de planes; el optimizador no los prueba todos, poda con heuristicas y decide en milisegundos. Lo decisivo es que todos devuelven EXACTAMENTE el mismo resultado y pueden diferir en tiempo por factores de cien o de mil. Optimizar es ayudar al optimizador a encontrar el plan bueno, no reescribir SQL por gusto estetico.</w:t>
+      </w:r>
+    </w:p>
+    <w:p>
+      <w:pPr>
+        <w:spacing w:before="200" w:after="60"/>
+      </w:pPr>
+      <w:r>
+        <w:rPr>
+          <w:b/>
+          <w:color w:val="1A1C1D"/>
+          <w:sz w:val="32"/>
+        </w:rPr>
+        <w:t>Leer un plan: es un arbol y se lee de adentro hacia afuera - diapositiva 5</w:t>
       </w:r>
     </w:p>
     <w:p>
@@ -391,6 +417,19 @@
       </w:r>
     </w:p>
     <w:p>
+      <w:pPr>
+        <w:spacing w:before="200" w:after="60"/>
+      </w:pPr>
+      <w:r>
+        <w:rPr>
+          <w:b/>
+          <w:color w:val="1A1C1D"/>
+          <w:sz w:val="32"/>
+        </w:rPr>
+        <w:t>Las estadisticas: metadatos que describen los datos sin leerlos - diapositiva 4</w:t>
+      </w:r>
+    </w:p>
+    <w:p>
       <w:r>
         <w:rPr>
           <w:b w:val="0"/>
@@ -398,6 +437,19 @@
           <w:sz w:val="22"/>
         </w:rPr>
         <w:t>Las estadisticas del optimizador son los metadatos que describen los datos sin leerlos: filas de la tabla, bloques que ocupa, valores distintos por columna, fraccion de nulos y un histograma que reparte los valores en cubos para saber si estan parejos o concentrados. PostgreSQL las recolecta con ANALYZE cita, con 100 cubos por columna por omision; Oracle usa DBMS_STATS.GATHER_TABLE_STATS(USER, 'CITA') y las expone en USER_TABLES.NUM_ROWS. De aqui sale la explicacion de un fenomeno que desconcierta: la misma consulta, sin cambiar una letra, puede tener hoy un plan distinto al de ayer, porque la tabla crecio, porque se recolectaron estadisticas nuevas, porque alguien creo un indice o porque el valor comparado cambio la selectividad estimada. El plan no es propiedad del texto SQL, es una decision tomada con la informacion disponible en ese instante. De ahi que se comparen rows estimadas contra actual rows: una divergencia de 2 veces es normal, una de 10 veces o mas es la senal clasica de estadisticas viejas o de predicados correlacionados. La correlacion se muestra facil en VetCare: estado = 'PROGRAMADA' y fecha_hora &gt;= CURRENT_DATE no son independientes, porque casi toda cita futura esta programada, pero el optimizador multiplica ambas selectividades como si lo fueran y estima 30 filas donde salen 110.</w:t>
+      </w:r>
+    </w:p>
+    <w:p>
+      <w:pPr>
+        <w:spacing w:before="200" w:after="60"/>
+      </w:pPr>
+      <w:r>
+        <w:rPr>
+          <w:b/>
+          <w:color w:val="1A1C1D"/>
+          <w:sz w:val="32"/>
+        </w:rPr>
+        <w:t>Cardinalidad y selectividad: por que el motor decide lo que decide - diapositiva 4</w:t>
       </w:r>
     </w:p>
     <w:p>
@@ -411,6 +463,19 @@
       </w:r>
     </w:p>
     <w:p>
+      <w:pPr>
+        <w:spacing w:before="200" w:after="60"/>
+      </w:pPr>
+      <w:r>
+        <w:rPr>
+          <w:b/>
+          <w:color w:val="1A1C1D"/>
+          <w:sz w:val="32"/>
+        </w:rPr>
+        <w:t>Full table scan contra index scan, sin caricaturas - diapositiva 5</w:t>
+      </w:r>
+    </w:p>
+    <w:p>
       <w:r>
         <w:rPr>
           <w:b w:val="0"/>
@@ -418,6 +483,19 @@
           <w:sz w:val="22"/>
         </w:rPr>
         <w:t>Con eso se explica full table scan contra index scan sin caricaturas. Un full table scan (Seq Scan en PostgreSQL, TABLE ACCESS FULL en Oracle) lee todos los bloques de principio a fin y descarta en memoria lo que no cumple el filtro; su ventaja es que la lectura es secuencial. Un index scan desciende por el indice y, por cada coincidencia, va a buscar la fila a la tabla (TABLE ACCESS BY INDEX ROWID en Oracle), lo cual son lecturas dispersas. Las cuentas de VetCare: cita con 200.000 filas de unos 100 bytes ocupa cerca de 20 MB, unas 2.500 paginas de 8 KB, y el full scan cuesta esas 2.500 lecturas; buscar el dia de hoy por un indice sobre fecha_hora cuesta 3 o 4 lecturas para bajar el arbol mas una por cada una de las 110 filas, unas 114 en total, veinte veces menos. Pero si el filtro fuera WHERE estado = 'ATENDIDA' y devolviera 120.000 filas, el indice costaria 120.000 accesos dispersos, mucho peor que 2.500 secuenciales, y el optimizador que elige el full scan esta acertando. Aqui esta el punto pedagogico central, y el docente debe decirlo ANTES de abrir el playground: con las 20 filas de prueba cargadas en la Clase 1 todo es instantaneo y todo se resuelve con full table scan, porque una tabla de 20 filas ocupa una sola pagina y no hay plan mas barato que leer una pagina. En ese tamano la consulta pesima y la optima miden lo mismo, entre 0,02 y 0,3 milisegundos, y la diferencia se esconde en el ruido de medicion. Optimizar sobre 20 filas no es optimizar: es adivinar.</w:t>
+      </w:r>
+    </w:p>
+    <w:p>
+      <w:pPr>
+        <w:spacing w:before="200" w:after="60"/>
+      </w:pPr>
+      <w:r>
+        <w:rPr>
+          <w:b/>
+          <w:color w:val="1A1C1D"/>
+          <w:sz w:val="32"/>
+        </w:rPr>
+        <w:t>El antes y el despues del script de la clase - diapositiva 6</w:t>
       </w:r>
     </w:p>
     <w:p>
@@ -431,6 +509,19 @@
       </w:r>
     </w:p>
     <w:p>
+      <w:pPr>
+        <w:spacing w:before="200" w:after="60"/>
+      </w:pPr>
+      <w:r>
+        <w:rPr>
+          <w:b/>
+          <w:color w:val="1A1C1D"/>
+          <w:sz w:val="32"/>
+        </w:rPr>
+        <w:t>Predicado sargable: el antipatron que conecta con la Clase 7 - diapositiva 5</w:t>
+      </w:r>
+    </w:p>
+    <w:p>
       <w:r>
         <w:rPr>
           <w:b w:val="0"/>
@@ -441,6 +532,19 @@
       </w:r>
     </w:p>
     <w:p>
+      <w:pPr>
+        <w:spacing w:before="200" w:after="60"/>
+      </w:pPr>
+      <w:r>
+        <w:rPr>
+          <w:b/>
+          <w:color w:val="1A1C1D"/>
+          <w:sz w:val="32"/>
+        </w:rPr>
+        <w:t>Preguntas frecuentes del grupo - diapositiva 4</w:t>
+      </w:r>
+    </w:p>
+    <w:p>
       <w:r>
         <w:rPr>
           <w:b w:val="0"/>
@@ -448,6 +552,19 @@
           <w:sz w:val="22"/>
         </w:rPr>
         <w:t>Tres preguntas aparecen siempre. Si la consulta ya devuelve el resultado correcto, para que reescribirla: correccion y costo son ejes independientes, el motor garantiza el resultado pero no el tiempo, y una consulta correcta que tarda 40 segundos congela la pantalla de recepcion igual que si estuviera mal. Cuanto debe bajar el tiempo para que cuente como optimizada: la evidencia que pide el entregable no es un porcentaje sino un cambio verificable del plan, que un nodo desaparezca, que Seq Scan pase a Index Scan o que las filas procesadas bajen de 200.000 a 110; en un playground compartido, una diferencia menor al 20 % es ruido. Por que la misma consulta tarda mas la primera vez: la primera ejecucion trae las paginas de disco y la segunda las encuentra en memoria, asi que se mide tres veces y se reporta la segunda o la tercera, y en PostgreSQL EXPLAIN (ANALYZE, BUFFERS) muestra cuantas paginas se leyeron y cuantas se acertaron en cache. Sobre lo demostrable: DB Fiddle con PostgreSQL soporta EXPLAIN y EXPLAIN ANALYZE completos y permite fabricar volumen en el mismo panel, unico modo de que el tema se vea; INSERT INTO cita (id_cita, id_mascota, fecha_hora, estado) SELECT g, 1 + (g % 8000), TIMESTAMP '2022-01-01 08:00:00' + (g * INTERVAL '3 minute'), CASE WHEN g % 4 = 0 THEN 'CANCELADA' ELSE 'PROGRAMADA' END FROM generate_series(1, 200000) AS g llena 200.000 citas en pocos segundos, siempre que existan antes las 8.000 mascotas o que la demo use una tabla cita_perf sin clave foranea; en Oracle Live SQL el equivalente es SELECT LEVEL FROM dual CONNECT BY LEVEL &lt;= 200000. Hay que documentar en papel lo que el playground no permite: los tiempos con la memoria intermedia vacia, porque vaciarla exige privilegios de administrador; el comportamiento con varias sesiones compitiendo, que es la Clase 10; y cualquier comparacion por encima de unos cientos de miles de filas, porque DB Fiddle corta la ejecucion a los pocos segundos y Live SQL limita la duracion del script. La clase se apoya en la Clase 4, donde se vio que un disparador corre fila por fila y encarece una carga masiva, y entrega el testigo a la Clase 7, que crea los indices que hoy se echaron de menos, y a la Clase 8, que suma transacciones y bloqueos al mismo analisis.</w:t>
+      </w:r>
+    </w:p>
+    <w:p>
+      <w:pPr>
+        <w:spacing w:before="200" w:after="60"/>
+      </w:pPr>
+      <w:r>
+        <w:rPr>
+          <w:b/>
+          <w:color w:val="1A1C1D"/>
+          <w:sz w:val="32"/>
+        </w:rPr>
+        <w:t>Errores tipicos del docente que no domina el tema</w:t>
       </w:r>
     </w:p>
     <w:p>

--- a/Bases de Datos II/Kit docente/Clase 6/Guion Docente Clase 6 - Optimizacion de consultas.docx
+++ b/Bases de Datos II/Kit docente/Clase 6/Guion Docente Clase 6 - Optimizacion de consultas.docx
@@ -947,7 +947,7 @@
           <w:color w:val="1A1C1D"/>
           <w:sz w:val="32"/>
         </w:rPr>
-        <w:t>10-35 · Teoria Core (breve) · [Slide 4]</w:t>
+        <w:t>10-35 · Teoria Core (breve) · desde [Slide 4]</w:t>
       </w:r>
     </w:p>
     <w:p>
@@ -975,7 +975,7 @@
           <w:color w:val="4A4A49"/>
           <w:sz w:val="22"/>
         </w:rPr>
-        <w:t>Proyectar [Slide 4] «Teoria Core (breve)». El desarrollo completo de cada punto esta</w:t>
+        <w:t>Proyecte estas diapositivas, en este orden, ~12 min cada una. Son la teoria</w:t>
       </w:r>
     </w:p>
     <w:p>
@@ -985,7 +985,23 @@
           <w:color w:val="4A4A49"/>
           <w:sz w:val="22"/>
         </w:rPr>
-        <w:t>arriba, en «Fundamento teorico», dividido por diapositiva.</w:t>
+        <w:t xml:space="preserve">completa del dia: </w:t>
+      </w:r>
+      <w:r>
+        <w:rPr>
+          <w:b/>
+          <w:color w:val="4A4A49"/>
+          <w:sz w:val="22"/>
+        </w:rPr>
+        <w:t>ninguna se salta</w:t>
+      </w:r>
+      <w:r>
+        <w:rPr>
+          <w:b w:val="0"/>
+          <w:color w:val="4A4A49"/>
+          <w:sz w:val="22"/>
+        </w:rPr>
+        <w:t>, porque el taller cobra puntos por lo que se</w:t>
       </w:r>
     </w:p>
     <w:p>
@@ -995,7 +1011,63 @@
           <w:color w:val="4A4A49"/>
           <w:sz w:val="22"/>
         </w:rPr>
-        <w:t>Cubrir:</w:t>
+        <w:t>proyecta en todas ellas.</w:t>
+      </w:r>
+    </w:p>
+    <w:p>
+      <w:pPr>
+        <w:pStyle w:val="ListNumber"/>
+      </w:pPr>
+      <w:r>
+        <w:rPr>
+          <w:b/>
+          <w:color w:val="4A4A49"/>
+          <w:sz w:val="22"/>
+        </w:rPr>
+        <w:t>[Slide 4] Teoria Core (breve)</w:t>
+      </w:r>
+    </w:p>
+    <w:p>
+      <w:pPr>
+        <w:pStyle w:val="ListNumber"/>
+      </w:pPr>
+      <w:r>
+        <w:rPr>
+          <w:b/>
+          <w:color w:val="4A4A49"/>
+          <w:sz w:val="22"/>
+        </w:rPr>
+        <w:t>[Slide 5] Optimizar es un ANTES medible, no una opinion</w:t>
+      </w:r>
+    </w:p>
+    <w:p>
+      <w:r>
+        <w:rPr>
+          <w:b w:val="0"/>
+          <w:color w:val="4A4A49"/>
+          <w:sz w:val="22"/>
+        </w:rPr>
+        <w:t>El desarrollo completo de cada una esta arriba, en «Fundamento teorico», dividido por</w:t>
+      </w:r>
+    </w:p>
+    <w:p>
+      <w:r>
+        <w:rPr>
+          <w:b w:val="0"/>
+          <w:color w:val="4A4A49"/>
+          <w:sz w:val="22"/>
+        </w:rPr>
+        <w:t>diapositiva: esa seccion esta escrita para dictarla sin consultar otra fuente.</w:t>
+      </w:r>
+    </w:p>
+    <w:p>
+      <w:r>
+        <w:rPr>
+          <w:b w:val="0"/>
+          <w:color w:val="4A4A49"/>
+          <w:sz w:val="22"/>
+        </w:rPr>
+        <w:t>Ideas que tienen que quedar dichas:</w:t>
       </w:r>
     </w:p>
     <w:p>

--- a/Bases de Datos II/Kit docente/Clase 6/Guion Docente Clase 6 - Optimizacion de consultas.docx
+++ b/Bases de Datos II/Kit docente/Clase 6/Guion Docente Clase 6 - Optimizacion de consultas.docx
@@ -143,7 +143,7 @@
           <w:color w:val="4A4A49"/>
           <w:sz w:val="22"/>
         </w:rPr>
-        <w:t xml:space="preserve"> DB Fiddle / SQLTest.online</w:t>
+        <w:t xml:space="preserve"> ExamLab (PostgreSQL) + Google Docs</w:t>
       </w:r>
     </w:p>
     <w:p>
@@ -190,6 +190,7 @@
       <w:r>
         <w:rPr>
           <w:rFonts w:ascii="Consolas" w:hAnsi="Consolas"/>
+          <w:b w:val="0"/>
           <w:color w:val="111111"/>
           <w:sz w:val="21"/>
         </w:rPr>
@@ -328,7 +329,7 @@
           <w:color w:val="4A4A49"/>
           <w:sz w:val="22"/>
         </w:rPr>
-        <w:t>EXPLAIN (o EXPLAIN PLAN segun el motor) muestra COMO el motor piensa ejecutar la consulta: si dice 'Seq Scan'/'Full Table Scan' sobre una tabla grande donde se esperaba usar un indice, esa es la senal de que algo en el WHERE o el tipo de dato esta bloqueando el uso del indice.</w:t>
+        <w:t>El cuarto cuello de botella, y el mas caro: una subconsulta correlacionada en la lista de columnas se evalua UNA VEZ POR FILA del exterior — el plan lo dice con loops=2006 —, y se elimina reescribiendola como LEFT JOIN + GROUP BY, que hace una sola pasada. Con LEFT JOIN hay que contar la columna, COUNT(c.id_cita), y no COUNT(*): el LEFT JOIN fabrica una fila de NULL por cada dueno sin citas, y COUNT(*) cuenta filas, asi que reportaria 1 donde la respuesta es 0.</w:t>
       </w:r>
     </w:p>
     <w:p>
@@ -341,7 +342,33 @@
           <w:color w:val="4A4A49"/>
           <w:sz w:val="22"/>
         </w:rPr>
-        <w:t>Conexion con Clase 7: optimizar consultas y crear indices son las dos caras de la misma moneda — una consulta mal escrita no aprovecha ni el mejor indice, y el mejor indice no compensa una consulta que fuerza un escaneo completo.</w:t>
+        <w:t>Optimizar NO puede cambiar el resultado, y eso se demuestra, no se afirma: un COUNT(*) de cada version que coincida, y para conjuntos completos un EXCEPT en los DOS sentidos que devuelva cero filas (EXCEPT no es simetrico: A EXCEPT B vacio no dice nada sobre filas de mas en B).</w:t>
+      </w:r>
+    </w:p>
+    <w:p>
+      <w:pPr>
+        <w:pStyle w:val="ListBullet"/>
+      </w:pPr>
+      <w:r>
+        <w:rPr>
+          <w:b w:val="0"/>
+          <w:color w:val="4A4A49"/>
+          <w:sz w:val="22"/>
+        </w:rPr>
+        <w:t>EXPLAIN muestra el plan que el motor ESTIMA; EXPLAIN ANALYZE lo ejecuta de verdad y agrega actual rows, loops y Execution Time. En PostgreSQL el recorrido completo de tabla se llama Seq Scan (en Oracle, TABLE ACCESS FULL): verlo sobre una tabla grande donde se esperaba un indice es la senal de que el WHERE o el tipo de dato bloquea el indice.</w:t>
+      </w:r>
+    </w:p>
+    <w:p>
+      <w:pPr>
+        <w:pStyle w:val="ListBullet"/>
+      </w:pPr>
+      <w:r>
+        <w:rPr>
+          <w:b w:val="0"/>
+          <w:color w:val="4A4A49"/>
+          <w:sz w:val="22"/>
+        </w:rPr>
+        <w:t>Conexion con Clase 7: optimizar consultas y crear indices son las dos caras de la misma moneda — una consulta mal escrita no aprovecha ni el mejor indice, y el mejor indice no compensa una consulta que fuerza un escaneo completo. Hoy NO se crea ningun indice: por eso la mejora que se mide es la de filas procesadas y pasadas sobre la tabla, no un cambio de Seq Scan a Index Scan.</w:t>
       </w:r>
     </w:p>
     <w:p>
@@ -390,7 +417,7 @@
           <w:color w:val="4A4A49"/>
           <w:sz w:val="22"/>
         </w:rPr>
-        <w:t>SQL es un lenguaje declarativo: la consulta describe QUE datos se quieren y nunca COMO obtenerlos. Quien decide el como es el optimizador, un componente del motor que convierte la sentencia en un plan de ejecucion, es decir el arbol de operaciones fisicas que se ejecutara de verdad: que tabla se lee primero, si completa o por indice, con que algoritmo se cruzan dos tablas y donde se ordena. Son tres etapas: el analizador verifica sintaxis y existencia de tablas y columnas; el optimizador genera planes candidatos, estima el costo de cada uno y elige el mas barato; el ejecutor corre el elegido. El numero que hace visible el problema: con tres tablas hay 6 ordenes de cruce posibles (3 factorial), con cinco tablas 120, y al multiplicar metodos de acceso y algoritmos de cruce el espacio pasa del millar de planes; el optimizador no los prueba todos, poda con heuristicas y decide en milisegundos. Lo decisivo es que todos devuelven EXACTAMENTE el mismo resultado y pueden diferir en tiempo por factores de cien o de mil. Optimizar es ayudar al optimizador a encontrar el plan bueno, no reescribir SQL por gusto estetico.</w:t>
+        <w:t>SQL es un lenguaje declarativo: la consulta describe QUE datos se quieren y nunca COMO obtenerlos. Quien decide el como es el optimizador, un componente del motor que convierte la sentencia en un plan de ejecucion, es decir el arbol de operaciones fisicas que se ejecutara de verdad: que tabla se lee primero, si completa o por indice, con que algoritmo se cruzan dos tablas y donde se ordena. Son tres etapas: el analizador verifica sintaxis y existencia de tablas y columnas; el optimizador genera planes candidatos, estima el costo de cada uno y elige el mas barato; el ejecutor corre el elegido. El numero que hace visible el problema, y conviene decirlo con la consulta del taller en pantalla, que cruza cuatro tablas: con tres tablas hay 6 ordenes de cruce posibles (3 factorial), con las cuatro de la agenda hay 24, con cinco 120, y al multiplicar metodos de acceso y algoritmos de cruce el espacio pasa del millar de planes; el optimizador no los prueba todos, poda con heuristicas y decide en milisegundos. Lo decisivo es que todos devuelven EXACTAMENTE el mismo resultado y pueden diferir en tiempo por factores de cien o de mil. Optimizar es ayudar al optimizador a encontrar el plan bueno, no reescribir SQL por gusto estetico.</w:t>
       </w:r>
     </w:p>
     <w:p>
@@ -403,7 +430,7 @@
           <w:color w:val="1A1C1D"/>
           <w:sz w:val="32"/>
         </w:rPr>
-        <w:t>Leer un plan: es un arbol y se lee de adentro hacia afuera - diapositiva 5</w:t>
+        <w:t>Leer un plan: es un arbol y se lee de adentro hacia afuera - diapositiva 6</w:t>
       </w:r>
     </w:p>
     <w:p>
@@ -413,7 +440,17 @@
           <w:color w:val="4A4A49"/>
           <w:sz w:val="22"/>
         </w:rPr>
-        <w:t>Leer un plan tiene una regla de orden que casi nadie explica: es un arbol y se lee de adentro hacia afuera, empezando por los nodos mas indentados, que son las hojas; cada nodo consume las filas de sus hijos, y la primera linea impresa es la ULTIMA operacion. En PostgreSQL, el motor con mejor soporte de planes en DB Fiddle, se escribe EXPLAIN antes de la consulta, y para la agenda del PI aparece algo como Hash Join (cost=270.00..4821.50 rows=1187 width=28) y debajo, mas indentado, Seq Scan on cita c con su filtro y un Hash sobre Seq Scan on mascota m. Los tres numeros hay que saber nombrarlos: cost trae el costo de arranque y el costo total separados por dos puntos; rows son las filas que el motor ESTIMA; width es el ancho promedio de la fila en bytes. El costo NO esta en milisegundos, es una unidad relativa donde 1.0 equivale por convencion a leer secuencialmente una pagina de 8 KB, y solo sirve para comparar planes del mismo motor. Los tiempos reales los da EXPLAIN ANALYZE, que agrega actual time, actual rows y loops; advertencia que evita un accidente en clase: EJECUTA la sentencia, asi que sobre un UPDATE hay que envolverlo en BEGIN y ROLLBACK, lo cual ya anticipa la Clase 8. En Oracle son dos pasos, EXPLAIN PLAN FOR y luego SELECT * FROM TABLE(DBMS_XPLAN.DISPLAY), que imprime Id, Operation, Name, Rows, Bytes, Cost y Time con la indentacion como jerarquia.</w:t>
+        <w:t>Esta es la diapositiva que sostiene la pregunta 2 del taller, que vale 20 de los 100 puntos y pide tres cosas concretas de cada plan: el nodo mas costoso, las filas estimadas frente a las reales y el tiempo total. Leer un plan tiene una regla de orden que casi nadie explica: es un arbol y se lee de adentro hacia afuera, empezando por los nodos mas indentados, que son las hojas; cada nodo consume las filas de sus hijos, y la primera linea impresa es la ULTIMA operacion. En PostgreSQL se escribe EXPLAIN antes de la consulta, y para la agenda del taller aparece algo de esta forma: un Hash Join en la primera linea con su cost=...  rows=...  width=..., y debajo, mas indentado, un Seq Scan on cita c con el filtro del dia y un Hash construido sobre un Seq Scan on mascota m. Los cuatro campos hay que saber nombrarlos y hay que exigir que el estudiante los nombre, porque la rubrica los pide por su nombre: cost trae el costo de arranque y el costo total separados por dos puntos; rows son las filas que el motor ESTIMA; width es el ancho promedio de la fila en bytes; y loops, que solo aparece con ANALYZE, dice cuantas veces se ejecuto ese nodo. El costo NO esta en milisegundos, es una unidad relativa donde 1.0 equivale por convencion a leer secuencialmente una pagina de 8 KB, y solo sirve para comparar planes del mismo motor; confundir cost con tiempo es el error mas frecuente al calificar esta pregunta.</w:t>
+      </w:r>
+    </w:p>
+    <w:p>
+      <w:r>
+        <w:rPr>
+          <w:b w:val="0"/>
+          <w:color w:val="4A4A49"/>
+          <w:sz w:val="22"/>
+        </w:rPr>
+        <w:t>Los tiempos reales los da EXPLAIN ANALYZE, que agrega actual time, actual rows, loops y el Execution Time del final; con la opcion BUFFERS agrega ademas cuantos bloques de 8 KB se leyeron y cuantos se acertaron en memoria, que es de donde sale el numero exacto de paginas de cada tabla sin tener que estimarlo. Advertencia que evita un accidente en clase: ANALYZE EJECUTA la sentencia, asi que sobre un UPDATE o un DELETE hay que envolverlo en BEGIN y ROLLBACK, lo cual ya anticipa la Clase 8; con SELECT no hay riesgo y el taller es solo de SELECT. Y hay dos trampas al senalar el nodo mas costoso, que el docente tiene que conocer antes de calificar: el tiempo que muestra un nodo INCLUYE el de sus hijos, de modo que la primera linea siempre parece la mas cara sin serlo, y actual time es POR VUELTA, asi que el costo real de un nodo es su tiempo multiplicado por loops. Un nodo de 0,5 ms con loops=2006 cuesta un segundo entero y aparece impreso como el mas barato de la pantalla; es exactamente lo que va a pasar en la pregunta 3. En Oracle la misma lectura son dos pasos, EXPLAIN PLAN FOR y luego SELECT * FROM TABLE(DBMS_XPLAN.DISPLAY), que imprime Id, Operation, Name, Rows, Bytes, Cost y Time con la indentacion como jerarquia; se menciona como contraste, no como herramienta del dia.</w:t>
       </w:r>
     </w:p>
     <w:p>
@@ -426,7 +463,7 @@
           <w:color w:val="1A1C1D"/>
           <w:sz w:val="32"/>
         </w:rPr>
-        <w:t>Las estadisticas: metadatos que describen los datos sin leerlos - diapositiva 4</w:t>
+        <w:t>Las estadisticas: metadatos que describen los datos sin leerlos - diapositiva 6</w:t>
       </w:r>
     </w:p>
     <w:p>
@@ -436,7 +473,7 @@
           <w:color w:val="4A4A49"/>
           <w:sz w:val="22"/>
         </w:rPr>
-        <w:t>Las estadisticas del optimizador son los metadatos que describen los datos sin leerlos: filas de la tabla, bloques que ocupa, valores distintos por columna, fraccion de nulos y un histograma que reparte los valores en cubos para saber si estan parejos o concentrados. PostgreSQL las recolecta con ANALYZE cita, con 100 cubos por columna por omision; Oracle usa DBMS_STATS.GATHER_TABLE_STATS(USER, 'CITA') y las expone en USER_TABLES.NUM_ROWS. De aqui sale la explicacion de un fenomeno que desconcierta: la misma consulta, sin cambiar una letra, puede tener hoy un plan distinto al de ayer, porque la tabla crecio, porque se recolectaron estadisticas nuevas, porque alguien creo un indice o porque el valor comparado cambio la selectividad estimada. El plan no es propiedad del texto SQL, es una decision tomada con la informacion disponible en ese instante. De ahi que se comparen rows estimadas contra actual rows: una divergencia de 2 veces es normal, una de 10 veces o mas es la senal clasica de estadisticas viejas o de predicados correlacionados. La correlacion se muestra facil en VetCare: estado = 'PROGRAMADA' y fecha_hora &gt;= CURRENT_DATE no son independientes, porque casi toda cita futura esta programada, pero el optimizador multiplica ambas selectividades como si lo fueran y estima 30 filas donde salen 110.</w:t>
+        <w:t>Las estadisticas del optimizador son los metadatos que describen los datos sin leerlos: filas de la tabla, bloques que ocupa, valores distintos por columna, fraccion de nulos y un histograma que reparte los valores en cubos para saber si estan parejos o concentrados. PostgreSQL las recolecta con ANALYZE cita, con 100 cubos por columna por omision; Oracle usa DBMS_STATS.GATHER_TABLE_STATS(USER, 'CITA') y las expone en USER_TABLES.NUM_ROWS. En la base del taller el ANALYZE ya esta corrido, y eso es deliberado: si faltara, el estimado contra real de la pregunta 2 saldria disparatado por una razon que no es el tema de la clase y el estudiante concluiria lo contrario de lo que hay que aprender. De aqui sale la explicacion de un fenomeno que desconcierta: la misma consulta, sin cambiar una letra, puede tener hoy un plan distinto al de ayer, porque la tabla crecio, porque se recolectaron estadisticas nuevas, porque alguien creo un indice o porque el valor comparado cambio la selectividad estimada. El plan no es propiedad del texto SQL, es una decision tomada con la informacion disponible en ese instante. De ahi que se comparen rows estimadas contra actual rows, que es literalmente una de las tres columnas que pide la pregunta 2: una divergencia de 2 veces es normal, una de 10 veces o mas es la senal clasica de estadisticas viejas o de predicados correlacionados, y esa es tambien la sexta afirmacion de la pregunta 4, que es correcta. Correlacionados quiere decir que el motor multiplica las selectividades de dos filtros como si fueran independientes y no lo son: en VetCare, fecha_hora del 2026-03-10 y estado = 'PROGRAMADA' no lo son, porque el reparto de estados no es igual en todos los dias. Conviene marcar la diferencia de palabras en voz alta, porque van a aparecer las dos hoy: predicados correlacionados es esto, un asunto de estimacion; subconsulta correlacionada, la de la pregunta 3, es otra cosa completamente distinta y es un asunto de numero de ejecuciones.</w:t>
       </w:r>
     </w:p>
     <w:p>
@@ -459,7 +496,7 @@
           <w:color w:val="4A4A49"/>
           <w:sz w:val="22"/>
         </w:rPr>
-        <w:t>Dos terminos explican por que el motor decide lo que decide. La cardinalidad de una columna es la cantidad de valores distintos que contiene, y conviene advertir que la palabra se usa tambien para las filas que entrega un nodo del plan. La selectividad de un predicado es la fraccion de filas que sobreviven al filtro, entre 0 y 1, y es lo que el optimizador calcula con las estadisticas. Cifras verosimiles de la clinica Huellitas para poder argumentar: 3.000 filas en dueno, 8.000 en mascota, 200.000 en cita acumuladas en cinco anios, unas 110 citas por dia habil, 300 en insumo y 250.000 en detalle_factura. Con eso, WHERE c.fecha_hora &gt;= TIMESTAMP '2026-09-01 00:00:00' AND c.fecha_hora &lt; TIMESTAMP '2026-09-02 00:00:00' tiene selectividad 110 sobre 200.000, o sea 0,055 %: filtro excelente. WHERE c.estado = 'PROGRAMADA', sobre cuatro valores distintos (PROGRAMADA, ATENDIDA, CANCELADA, NO_ASISTIO), ronda el 25 % y en la practica peor, porque el historico esta lleno de ATENDIDA. Y WHERE m.activa = 'S', con el 90 % de las mascotas activas, tiene selectividad 0,9: no filtra nada. La regla practica, convencion de oficio y no regla dura, dice que por debajo del 5 % de las filas conviene el indice, entre 5 % y 20 % depende del motor, y por encima del 20 % o 25 % gana leer la tabla completa. Su origen es medible: PostgreSQL valora una lectura aleatoria de pagina en 4,0 y una secuencial en 1,0 (parametros random_page_cost y seq_page_cost).</w:t>
+        <w:t>Dos terminos explican por que el motor decide lo que decide. La cardinalidad de una columna es la cantidad de valores distintos que contiene, y conviene advertir que la palabra se usa tambien para las filas que entrega un nodo del plan. La selectividad de un predicado es la fraccion de filas que sobreviven al filtro, entre 0 y 1, y es lo que el optimizador calcula con las estadisticas. Las cifras que hay que usar son las de la base del taller, no unas inventadas, porque el estudiante las va a ver en su pantalla: 2.006 duenos, 5.008 mascotas, 16 veterinarios y 30.010 citas repartidas entre el 2026-01-05 y el 2026-07-23, o sea 200 dias distintos con exactamente 150 citas cada uno. Con eso, WHERE c.fecha_hora &gt;= TIMESTAMP '2026-03-10 00:00:00' AND c.fecha_hora &lt; TIMESTAMP '2026-03-11 00:00:00' tiene selectividad 150 sobre 30.010, o sea 0,5 %: filtro excelente. WHERE c.estado = 'PROGRAMADA', sobre tres valores distintos (PROGRAMADA, ATENDIDA, CANCELADA), no filtra casi nada: son 18.187 filas, el 60,6 %, porque la siembra hace CANCELADA una de cada once citas y ATENDIDA una de cada tres de las que quedan. Y WHERE m.activa = 'S', con 4.712 de las 5.008 mascotas activas, tiene selectividad 0,94: no filtra nada. Los dos filtros juntos dejan 91 filas de 30.010, el 0,3 %, y ese 91 es el numero que el estudiante tiene que ver dos veces en la pregunta 1. La regla practica, convencion de oficio y no regla dura, dice que por debajo del 5 % de las filas conviene el indice, entre 5 % y 20 % depende del motor, y por encima del 20 % o 25 % gana leer la tabla completa. Su origen es medible: PostgreSQL valora una lectura aleatoria de pagina en 4,0 y una secuencial en 1,0 (parametros random_page_cost y seq_page_cost), y por eso la regla se enuncia en filas pero el motor decide en costos, que no es lo mismo.</w:t>
       </w:r>
     </w:p>
     <w:p>
@@ -482,20 +519,7 @@
           <w:color w:val="4A4A49"/>
           <w:sz w:val="22"/>
         </w:rPr>
-        <w:t>Con eso se explica full table scan contra index scan sin caricaturas. Un full table scan (Seq Scan en PostgreSQL, TABLE ACCESS FULL en Oracle) lee todos los bloques de principio a fin y descarta en memoria lo que no cumple el filtro; su ventaja es que la lectura es secuencial. Un index scan desciende por el indice y, por cada coincidencia, va a buscar la fila a la tabla (TABLE ACCESS BY INDEX ROWID en Oracle), lo cual son lecturas dispersas. Las cuentas de VetCare: cita con 200.000 filas de unos 100 bytes ocupa cerca de 20 MB, unas 2.500 paginas de 8 KB, y el full scan cuesta esas 2.500 lecturas; buscar el dia de hoy por un indice sobre fecha_hora cuesta 3 o 4 lecturas para bajar el arbol mas una por cada una de las 110 filas, unas 114 en total, veinte veces menos. Pero si el filtro fuera WHERE estado = 'ATENDIDA' y devolviera 120.000 filas, el indice costaria 120.000 accesos dispersos, mucho peor que 2.500 secuenciales, y el optimizador que elige el full scan esta acertando. Aqui esta el punto pedagogico central, y el docente debe decirlo ANTES de abrir el playground: con las 20 filas de prueba cargadas en la Clase 1 todo es instantaneo y todo se resuelve con full table scan, porque una tabla de 20 filas ocupa una sola pagina y no hay plan mas barato que leer una pagina. En ese tamano la consulta pesima y la optima miden lo mismo, entre 0,02 y 0,3 milisegundos, y la diferencia se esconde en el ruido de medicion. Optimizar sobre 20 filas no es optimizar: es adivinar.</w:t>
-      </w:r>
-    </w:p>
-    <w:p>
-      <w:pPr>
-        <w:spacing w:before="200" w:after="60"/>
-      </w:pPr>
-      <w:r>
-        <w:rPr>
-          <w:b/>
-          <w:color w:val="1A1C1D"/>
-          <w:sz w:val="32"/>
-        </w:rPr>
-        <w:t>El antes y el despues del script de la clase - diapositiva 6</w:t>
+        <w:t>Con eso se explica full table scan contra index scan sin caricaturas. Un full table scan, que en PostgreSQL se imprime Seq Scan y en Oracle TABLE ACCESS FULL, lee todos los bloques de principio a fin y descarta en memoria lo que no cumple el filtro; su ventaja es que la lectura es secuencial. Un index scan desciende por el indice y, por cada coincidencia, va a buscar la fila a la tabla, lo cual son lecturas dispersas. Las cuentas de la base del taller: cita con 30.010 filas de unos 60 bytes ocupa del orden de 2 MB, unas 230 a 250 paginas de 8 KB —el numero exacto lo dice el Buffers del EXPLAIN, no hace falta estimarlo—, y el Seq Scan cuesta esas paginas; buscar el 2026-03-10 por un indice sobre fecha_hora costaria 2 o 3 lecturas para bajar el arbol mas una por cada una de las 150 filas del dia, unas 153 en total. Aqui hay que ser honesto y es mas interesante que la caricatura: a este volumen el indice no es veinte veces mejor, es del mismo orden de magnitud, y medido en la unidad del planeador —donde una pagina dispersa vale cuatro secuenciales— puede incluso salir perdiendo. Por eso la Clase 7 tiene que MEDIRLO y no suponerlo. La ventaja del indice crece con el tamano, no con el porcentaje: si Huellitas acumulara 300.000 citas, el Seq Scan pasaria a 2.400 paginas y el indice seguiria costando unas 153, y ahi si son dieciseis veces menos.</w:t>
       </w:r>
     </w:p>
     <w:p>
@@ -505,7 +529,7 @@
           <w:color w:val="4A4A49"/>
           <w:sz w:val="22"/>
         </w:rPr>
-        <w:t>El script 06_opt_consultas.sql trae la pareja antes y despues, y el docente debe saber que esta mal en la primera: SELECT * FROM cita c, mascota m, dueno d WHERE c.id_mascota = m.id_mascota AND m.id_dueno = d.id_dueno; acumula tres defectos. SELECT * trae las cuatro columnas de dueno, las cinco de mascota y las cuatro de cita, unos 250 bytes por fila, cuando recepcion necesita cuatro columnas y unos 40 bytes: seis veces mas trafico y memoria de trabajo. No hay filtro, asi que se cruzan las 200.000 citas historicas para mostrar la agenda de un dia. Y el cruce implicito con comas es peligroso por aritmetica, no por estilo: si alguien olvida una condicion del WHERE, el resultado no es un error sino un producto cartesiano de 200.000 por 8.000 filas, 1.600 millones de filas, que en un playground acaba en tiempo de espera agotado. La version despues escribe el cruce explicito y filtra temprano: SELECT c.id_cita, c.fecha_hora, m.nombre AS mascota, d.nombre AS dueno FROM cita c JOIN mascota m ON m.id_mascota = c.id_mascota JOIN dueno d ON d.id_dueno = m.id_dueno WHERE c.fecha_hora &gt;= TIMESTAMP '2026-09-01 00:00:00' AND c.fecha_hora &lt; TIMESTAMP '2026-09-02 00:00:00' AND c.estado = 'PROGRAMADA'; Filtrar temprano se llama empuje de predicados o predicate pushdown. Hay que decir con honestidad que el optimizador moderno lo hace solo casi siempre, y que lo que si cambia el plan es dejar de esconder el filtro donde no puede moverlo: los dos casos clasicos son escribirlo en HAVING cuando cabia en WHERE, y ponerlo en el WHERE de un LEFT JOIN cuando corresponde al ON, lo que ademas cambia el significado de la consulta.</w:t>
+        <w:t>Y aqui esta el punto pedagogico central, que cambio de sitio y hay que decirlo bien: el problema de las 20 filas es el de la base propia del estudiante, la que cargo en la Clase 1, no el del taller. Sobre 20 filas todo es instantaneo y todo se resuelve con Seq Scan, porque una tabla de 20 filas ocupa una sola pagina y no hay plan mas barato que leer una pagina; en ese tamano la consulta pesima y la optima miden lo mismo, entre 0,02 y 0,3 milisegundos, y la diferencia se esconde en el ruido de medicion. Optimizar sobre 20 filas no es optimizar: es adivinar. Justamente por eso el taller de hoy NO se hace sobre la base propia sino en ExamLab, cuyo setup siembra las 30.010 citas, y por eso el script de la demo tambien las siembra: para que el docente y el estudiante midan sobre lo mismo. Si alguien pide medir en su propia base, la respuesta es que primero tiene que fabricar volumen con generate_series, y que sin eso los numeros que reporte no significan nada.</w:t>
       </w:r>
     </w:p>
     <w:p>
@@ -528,7 +552,129 @@
           <w:color w:val="4A4A49"/>
           <w:sz w:val="22"/>
         </w:rPr>
-        <w:t>El tercer antipatron merece parrafo propio porque conecta con la Clase 7. Un predicado es sargable, de Search ARGument ABLE, cuando el motor puede resolverlo navegando un indice, y para eso la columna indexada debe aparecer sola a un lado de la comparacion. WHERE UPPER(m.nombre) = 'LUNA' no lo es frente a un indice sobre mascota(nombre): el indice guarda Luna tal como se escribio y el motor no puede saber, sin evaluar la funcion, cuales entradas dan LUNA, asi que la aplica a las 8.000 filas. Igual ocurre con WHERE EXTRACT(YEAR FROM c.fecha_hora) = 2026, con WHERE SUBSTR(d.telefono, 1, 3) = '300' y con la conversion implicita: si id_mascota es numerico y se escribe WHERE c.id_mascota = '10', algunos motores convierten la columna y no el literal. La reescritura correcta casi siempre es un rango: WHERE c.fecha_hora &gt;= TIMESTAMP '2026-01-01 00:00:00' AND c.fecha_hora &lt; TIMESTAMP '2027-01-01 00:00:00'. Un caso mas: LIKE 'Lu%' si usa indice porque el comodin va al final, y LIKE '%una%' no, porque no hay prefijo por donde bajar el arbol. Cuando la funcion es necesaria para el negocio existe la salida de la clase siguiente, el indice funcional, CREATE INDEX idx_mascota_nombre_upper ON mascota (UPPER(nombre)), en Oracle y PostgreSQL; hoy se menciona solo como adelanto, para que nadie crea que las funciones estan prohibidas en el WHERE.</w:t>
+        <w:t>El antipatron de la funcion sobre la columna merece parrafo propio porque conecta con la Clase 7 y porque es el que la pregunta 4 pone de primero. Un predicado es sargable, de Search ARGument ABLE, cuando el motor puede resolverlo navegando un indice, y para eso la columna indexada debe aparecer sola a un lado de la comparacion. Las dos formas no sargables estan las dos en la consulta ANTES del taller: to_char(c.fecha_hora, 'YYYY-MM-DD') = '2026-03-10' y UPPER(c.estado) = 'PROGRAMADA'. Ninguna de las dos puede usar un indice sobre esa columna, porque el indice guarda el valor tal como se escribio y el motor no puede saber, sin evaluar la funcion, cuales entradas darian ese resultado; asi que la evalua 30.010 veces, una por fila. WHERE UPPER(m.nombre) = 'LUNA' es el mismo caso frente a un indice sobre mascota(nombre) y obliga a aplicar la funcion a las 5.008 filas. Igual ocurre con WHERE EXTRACT(YEAR FROM c.fecha_hora) = 2026, con WHERE SUBSTR(d.telefono, 1, 3) = '300' y con la conversion implicita: si id_mascota es numerico y se escribe WHERE c.id_mascota = '10', algunos motores convierten la columna y no el literal. La reescritura correcta casi siempre es un rango, que es lo que pide el taller: WHERE c.fecha_hora &gt;= TIMESTAMP '2026-03-10 00:00:00' AND c.fecha_hora &lt; TIMESTAMP '2026-03-11 00:00:00'. El caso de UPPER(c.estado) tiene una reescritura mas simple todavia y hay que decirla porque el estudiante duda: se elimina la funcion, porque el dominio ya esta normalizado por el CHECK (estado IN ('PROGRAMADA','ATENDIDA','CANCELADA')), de modo que no existe ninguna fila en minusculas que UPPER pudiera rescatar. Un caso mas: LIKE 'Lu%' si usa indice porque el comodin va al final, y LIKE '%una%' no, porque no hay prefijo por donde bajar el arbol. Cuando la funcion es necesaria para el negocio existe la salida de la clase siguiente, el indice funcional, CREATE INDEX idx_mascota_nombre_upper ON mascota (UPPER(nombre)), que existe en PostgreSQL y en Oracle; hoy se menciona solo como adelanto, para que nadie crea que las funciones estan prohibidas en el WHERE. Y hay que cerrar con la verdad incomoda, que es el mejor bono conceptual de la clase: hoy el rango tampoco evita el Seq Scan, porque en esta base no hay ningun indice sobre fecha_hora; lo que gana el rango hoy es dejar de calcular la funcion 30.010 veces y darle al planeador una estimacion correcta de cuantas filas van a pasar.</w:t>
+      </w:r>
+    </w:p>
+    <w:p>
+      <w:pPr>
+        <w:spacing w:before="200" w:after="60"/>
+      </w:pPr>
+      <w:r>
+        <w:rPr>
+          <w:b/>
+          <w:color w:val="1A1C1D"/>
+          <w:sz w:val="32"/>
+        </w:rPr>
+        <w:t>La subconsulta correlacionada: 2.006 pasadas o una sola - diapositiva 7</w:t>
+      </w:r>
+    </w:p>
+    <w:p>
+      <w:r>
+        <w:rPr>
+          <w:b w:val="0"/>
+          <w:color w:val="4A4A49"/>
+          <w:sz w:val="22"/>
+        </w:rPr>
+        <w:t>Es la pregunta 3, otros 20 puntos, y la cuarta afirmacion de la pregunta 4 dice lo mismo. Una subconsulta es correlacionada cuando menciona una columna de la consulta exterior; si ademas esta en la lista de columnas, el motor no puede calcularla una vez y reusarla, porque depende de la fila que se este mirando, asi que la ejecuta una vez por cada fila del exterior. El reporte de ranking de duenos del taller la tiene: (SELECT COUNT(*) FROM cita c JOIN mascota m ON m.id_mascota = c.id_mascota WHERE m.id_dueno = d.id_dueno) AS total_citas, con FROM dueno d. Como hay 2.006 duenos, se ejecuta 2.006 veces, y cada ejecucion recorre mascota y cita completas: del orden de 70 millones de filas procesadas para producir 2.006. El plan lo dice con un nodo SubPlan y con loops=2006, y loops es el unico lugar del plan donde se lee «esto se repitio»; si el docente no ensena a buscar ese campo, el estudiante va a senalar como nodo mas costoso el Seq Scan de arriba, que aparece con un tiempo mayor solo porque incluye a sus hijos.</w:t>
+      </w:r>
+    </w:p>
+    <w:p>
+      <w:r>
+        <w:rPr>
+          <w:b w:val="0"/>
+          <w:color w:val="4A4A49"/>
+          <w:sz w:val="22"/>
+        </w:rPr>
+        <w:t>La reescritura es dueno LEFT JOIN mascota LEFT JOIN cita, con GROUP BY d.id_dueno, d.nombre y COUNT(c.id_cita): el SubPlan desaparece y en su lugar queda un HashAggregate sobre una sola pasada. Es la unica mejora del dia que es de ordenes de magnitud, y no necesita ningun indice, porque lo que se elimino no fue un escaneo sino 2.005 escaneos. Dos detalles que valen puntos y que el docente tiene que poder justificar en el momento. Primero, COUNT(c.id_cita) y nunca COUNT(*): el LEFT JOIN fabrica una fila llena de NULL por cada dueno que no tiene citas, COUNT(*) cuenta filas y reportaria 1, y COUNT de una columna ignora los NULL y reporta 0. El sintoma es exacto y se puede proyectar en treinta segundos: los duenos 2001 a 2006 de la base del taller no tienen mascotas, asi que su respuesta correcta es 0 y con COUNT(*) dicen 1. Segundo, LEFT y no INNER: el INNER JOIN es mas rapido y esta mal, porque borra del ranking a esos seis duenos y el reporte deja de cuadrar con el total de clientes de la clinica. Mas rapido devolviendo otra cosa no es optimizar, y esa frase es la bisagra con la seccion siguiente.</w:t>
+      </w:r>
+    </w:p>
+    <w:p>
+      <w:r>
+        <w:rPr>
+          <w:b w:val="0"/>
+          <w:color w:val="4A4A49"/>
+          <w:sz w:val="22"/>
+        </w:rPr>
+        <w:t>Aviso operativo que hay que dar antes de que el grupo empiece, porque si no media clase recarga la pagina y pierde sus respuestas: la version ANTES de esta pregunta ejecuta 2.006 veces una consulta que recorre 30.010 filas, y en el navegador puede tardar de varios segundos a mas de un minuto. No esta colgada. En la demo en vivo, si el docente no quiere esperar, la variante honesta es correr la version ANTES con WHERE d.id_dueno &lt;= 200 en el exterior, mostrar que el plan dice loops=200 y decir en voz alta que la version completa es diez veces esa; lo que no se puede hacer es saltarse la medicion y afirmar el resultado.</w:t>
+      </w:r>
+    </w:p>
+    <w:p>
+      <w:pPr>
+        <w:spacing w:before="200" w:after="60"/>
+      </w:pPr>
+      <w:r>
+        <w:rPr>
+          <w:b/>
+          <w:color w:val="1A1C1D"/>
+          <w:sz w:val="32"/>
+        </w:rPr>
+        <w:t>Optimizar no cambia el resultado, y eso se demuestra - diapositiva 8</w:t>
+      </w:r>
+    </w:p>
+    <w:p>
+      <w:r>
+        <w:rPr>
+          <w:b w:val="0"/>
+          <w:color w:val="4A4A49"/>
+          <w:sz w:val="22"/>
+        </w:rPr>
+        <w:t>Correccion y tiempo son ejes independientes, y la consecuencia practica es que una version «optimizada» que devuelve algo distinto no es una optimizacion peor: no es una optimizacion. Y se rompe sin avisar, porque ningun motor va a lanzar un error por eso. Por eso el taller cobra la prueba dos veces, unos 6 de los 100 puntos, y hay dos formas segun lo que se compare. Para una consulta con filtro sirve el conteo: se envuelve cada version en un SELECT COUNT(*) y se comparan los dos numeros en la misma corrida, y en la agenda del 2026-03-10 las dos tienen que decir 91. Un conteo distinto no es una version mas rapida, es la respuesta equivocada. Para conjuntos completos, donde el conteo puede coincidir con filas distintas, se usa EXCEPT en los DOS sentidos, y el docente tiene que saber por que son dos: A EXCEPT B devuelve lo que esta en A y no esta en B, asi que si sale vacio todavia puede haber filas de mas en B; se corren las dos direcciones unidas con UNION ALL y se exige cero filas en total. Tres advertencias al calificar. La prueba va sin LIMIT, porque comparar solo las primeras 20 filas deja fuera justamente las que fallan, que son las de los duenos con cero citas. EXCEPT elimina duplicados, de modo que si el conjunto puede traer filas repetidas hay que usar EXCEPT ALL o incluir la llave; en el ranking del taller no ocurre, porque hay una fila por dueno. Y no cuentan como prueba «se ve igual», «trae mas o menos lo mismo» ni mirar la primera pantalla de resultados: la equivalencia se afirma con una consulta cuyo resultado se conoce de antemano, un numero que coincide o un conjunto vacio.</w:t>
+      </w:r>
+    </w:p>
+    <w:p>
+      <w:pPr>
+        <w:spacing w:before="200" w:after="60"/>
+      </w:pPr>
+      <w:r>
+        <w:rPr>
+          <w:b/>
+          <w:color w:val="1A1C1D"/>
+          <w:sz w:val="32"/>
+        </w:rPr>
+        <w:t>El antes y el despues del script de la clase - diapositiva 9</w:t>
+      </w:r>
+    </w:p>
+    <w:p>
+      <w:r>
+        <w:rPr>
+          <w:b w:val="0"/>
+          <w:color w:val="4A4A49"/>
+          <w:sz w:val="22"/>
+        </w:rPr>
+        <w:t>El script Codigo/06_opt_consultas.sql es autocontenido y siembra el mismo volumen que ExamLab, de modo que los numeros de la demo son los que el estudiante va a ver en su pantalla; empieza con dos conteos de control que conviene proyectar antes de tocar nada: 30.010 citas en total y, para el 2026-03-10, 91 PROGRAMADA, 45 ATENDIDA y 14 CANCELADA. La version ANTES es SELECT * FROM cita c, mascota m, dueno d, veterinario v con las cuatro condiciones de union en el WHERE, to_char sobre la fecha y UPPER sobre el estado, y el docente debe saber que esta mal en cada linea. SELECT * arrastra todas las columnas de las cuatro tablas cuando la pantalla de agenda necesita seis, lo cual multiplica el ancho de la fila y con el la memoria de trabajo del ordenamiento. Las dos funciones sobre columnas se explicaron en el parrafo del predicado sargable. Y el cruce implicito con comas es peligroso por aritmetica, no por estilo: si alguien olvida una de las tres condiciones de union, el resultado no es un error sino un producto cartesiano —30.010 por 5.008 filas son mas de 150 millones— que en el navegador acaba en una pestana bloqueada. Hay que decir aqui, y no despues, lo que la quinta afirmacion de la pregunta 4 castiga: cambiar la coma por JOIN ... ON no acelera nada, porque PostgreSQL normaliza las dos formas al mismo plan interno; se gana legibilidad y se gana que un ON faltante salte a la vista, o sea seguridad, no milisegundos. Si el docente lo presenta como una mejora de rendimiento, esta ensenando justo la opcion por la que va a descontar.</w:t>
+      </w:r>
+    </w:p>
+    <w:p>
+      <w:r>
+        <w:rPr>
+          <w:b w:val="0"/>
+          <w:color w:val="4A4A49"/>
+          <w:sz w:val="22"/>
+        </w:rPr>
+        <w:t>La version DESPUES proyecta las seis columnas, escribe los tres JOIN ... ON, filtra con el rango de fecha y con la comparacion directa del estado, y ordena por c.fecha_hora. Filtrar temprano se llama empuje de predicados o predicate pushdown, y hay que decir con honestidad que el optimizador moderno lo hace solo casi siempre; lo que si cambia el plan es dejar de esconder el filtro donde no puede moverlo, y los dos casos clasicos son escribirlo en HAVING cuando cabia en WHERE, y ponerlo en el WHERE de un LEFT JOIN cuando corresponde al ON, lo que ademas cambia el significado de la consulta. La tercera sentencia de la demo agrega LIMIT 50, que es lo que la pantalla de agenda realmente necesita: el motor deja de producir filas en cuanto tiene 50, y por eso el tiempo baja aunque el plan sea el mismo. El script cierra con los bloques de la subconsulta correlacionada y con las dos pruebas de equivalencia, incluido el contraejemplo de COUNT(*) contra COUNT(c.id_cita) sobre los duenos 2001 a 2006, que es medio minuto de demo y ahorra la mitad de los reclamos de la pregunta 3.</w:t>
+      </w:r>
+    </w:p>
+    <w:p>
+      <w:pPr>
+        <w:spacing w:before="200" w:after="60"/>
+      </w:pPr>
+      <w:r>
+        <w:rPr>
+          <w:b/>
+          <w:color w:val="1A1C1D"/>
+          <w:sz w:val="32"/>
+        </w:rPr>
+        <w:t>Donde se corre todo esto, y que no se puede medir aqui - diapositiva 10</w:t>
+      </w:r>
+    </w:p>
+    <w:p>
+      <w:r>
+        <w:rPr>
+          <w:b w:val="0"/>
+          <w:color w:val="4A4A49"/>
+          <w:sz w:val="22"/>
+        </w:rPr>
+        <w:t>La herramienta del dia es ExamLab, que corre PostgreSQL compilado para el navegador, y ahi mismo se califica el taller: es el unico entorno de la clase que trae las 30.010 citas ya sembradas y las estadisticas ya recolectadas. Soporta EXPLAIN, EXPLAIN ANALYZE y la opcion BUFFERS; si en alguna maquina BUFFERS no responde, el enunciado ya autoriza usar EXPLAIN ANALYZE a secas y declararlo en la seccion 5 de la pregunta 5, asi que eso no cuesta puntos. La justificacion de media pagina y la matriz de cambios se escriben en Google Docs. Hoy no se ofrece ningun playground externo como alterno, y conviene que lo digas asi de claro: en DB Fiddle o en cualquier otro no existe la base sembrada, de modo que quien mida ahi obtiene otros numeros, y la rubrica pide los del plan real -- el «Rows Removed by Filter: 29919» y las 91 filas son justo las dos anclas con las que se verifica. Un alterno que cuesta puntos no es un alterno. Tampoco tiene sentido hoy un comparador de motores, porque el motor de hoy es uno solo. Lo que hay que documentar en papel, porque el entorno no lo permite y es literalmente la seccion 5 de la pregunta 5: los tiempos con la memoria intermedia vacia, ya que vaciarla exige privilegios de administrador; el comportamiento con varias sesiones compitiendo, que es la Clase 10; y cualquier comparacion por encima de unos cientos de miles de filas. Los milisegundos, ademas, cambian entre dos corridas seguidas en la misma maquina: lo que no cambia son los conteos de filas, y por eso los conteos son lo que se califica y los milisegundos solo tienen que ser coherentes entre si.</w:t>
       </w:r>
     </w:p>
     <w:p>
@@ -551,7 +697,7 @@
           <w:color w:val="4A4A49"/>
           <w:sz w:val="22"/>
         </w:rPr>
-        <w:t>Tres preguntas aparecen siempre. Si la consulta ya devuelve el resultado correcto, para que reescribirla: correccion y costo son ejes independientes, el motor garantiza el resultado pero no el tiempo, y una consulta correcta que tarda 40 segundos congela la pantalla de recepcion igual que si estuviera mal. Cuanto debe bajar el tiempo para que cuente como optimizada: la evidencia que pide el entregable no es un porcentaje sino un cambio verificable del plan, que un nodo desaparezca, que Seq Scan pase a Index Scan o que las filas procesadas bajen de 200.000 a 110; en un playground compartido, una diferencia menor al 20 % es ruido. Por que la misma consulta tarda mas la primera vez: la primera ejecucion trae las paginas de disco y la segunda las encuentra en memoria, asi que se mide tres veces y se reporta la segunda o la tercera, y en PostgreSQL EXPLAIN (ANALYZE, BUFFERS) muestra cuantas paginas se leyeron y cuantas se acertaron en cache. Sobre lo demostrable: DB Fiddle con PostgreSQL soporta EXPLAIN y EXPLAIN ANALYZE completos y permite fabricar volumen en el mismo panel, unico modo de que el tema se vea; INSERT INTO cita (id_cita, id_mascota, fecha_hora, estado) SELECT g, 1 + (g % 8000), TIMESTAMP '2022-01-01 08:00:00' + (g * INTERVAL '3 minute'), CASE WHEN g % 4 = 0 THEN 'CANCELADA' ELSE 'PROGRAMADA' END FROM generate_series(1, 200000) AS g llena 200.000 citas en pocos segundos, siempre que existan antes las 8.000 mascotas o que la demo use una tabla cita_perf sin clave foranea; en Oracle Live SQL el equivalente es SELECT LEVEL FROM dual CONNECT BY LEVEL &lt;= 200000. Hay que documentar en papel lo que el playground no permite: los tiempos con la memoria intermedia vacia, porque vaciarla exige privilegios de administrador; el comportamiento con varias sesiones compitiendo, que es la Clase 10; y cualquier comparacion por encima de unos cientos de miles de filas, porque DB Fiddle corta la ejecucion a los pocos segundos y Live SQL limita la duracion del script. La clase se apoya en la Clase 4, donde se vio que un disparador corre fila por fila y encarece una carga masiva, y entrega el testigo a la Clase 7, que crea los indices que hoy se echaron de menos, y a la Clase 8, que suma transacciones y bloqueos al mismo analisis.</w:t>
+        <w:t>Cuatro preguntas aparecen siempre. Si la consulta ya devuelve el resultado correcto, para que reescribirla: correccion y costo son ejes independientes, el motor garantiza el resultado pero no el tiempo, y una consulta correcta que tarda 40 segundos congela la pantalla de recepcion igual que si estuviera mal. Cuanto debe bajar el tiempo para que cuente como optimizada: la evidencia que pide el entregable no es un porcentaje sino un cambio verificable y leido del plan, y hoy ese cambio es de dos clases, menos filas procesadas y menos pasadas sobre la tabla —el SubPlan con loops=2006 que se convierte en un HashAggregate—; lo que hoy NO va a pasar, y hay que anticiparlo porque es la confusion mas frecuente de la clase, es que un Seq Scan se convierta en Index Scan, porque en esta base no hay ningun indice y no puede aparecer uno de la nada: eso es la Clase 7. Por que la misma consulta tarda mas la primera vez: la primera ejecucion trae las paginas de disco y la segunda las encuentra en memoria, asi que se mide tres veces y se reporta la segunda o la tercera, y EXPLAIN (ANALYZE, BUFFERS) muestra cuantas paginas se leyeron y cuantas se acertaron en cache. Y por que el estimado no coincide con el real: siempre que la diferencia sea de dos o tres veces esta bien y no hay nada que corregir, la senal de alarma es un orden de magnitud, y en esta base, con ANALYZE recien corrido, las divergencias grandes vienen de que dos filtros no son independientes y no de estadisticas viejas. La clase se apoya en la Clase 4, donde se vio que un disparador corre fila por fila y encarece una carga masiva —es la misma aritmetica del loops=2006 de hoy—, y entrega el testigo a la Clase 7, que crea los indices que hoy se echaron de menos, y a la Clase 8, que suma transacciones y bloqueos al mismo analisis.</w:t>
       </w:r>
     </w:p>
     <w:p>
@@ -574,7 +720,7 @@
           <w:color w:val="4A4A49"/>
           <w:sz w:val="22"/>
         </w:rPr>
-        <w:t>Error tipico del docente que no domina el tema: mostrar la consulta antes y la consulta despues sobre las 20 filas de prueba, celebrar que el tiempo bajo de 0,9 a 0,4 milisegundos y presentar eso como evidencia de optimizacion. Es ruido de medicion, y el estudiante aprende que optimizar es una ceremonia sin sustento; aguas abajo, en la Clase 7 justificara sus indices con opiniones en lugar de con planes, y en el Parcial 2 no sabra responder por que el motor eligio un full table scan, porque nunca vio uno justificado con numeros. El segundo error es leer el plan como una lista de pasos en el orden impreso, de arriba hacia abajo, afirmando que la primera linea es lo primero que ocurre; en realidad la primera linea es la ultima operacion y las hojas mas indentadas se ejecutan primero. Si el docente instala ese error, el estudiante interpretara al reves todos los planes del curso, creera que el cruce sucede antes de leer las tablas y llegara a la sustentacion de la Clase 15 sin poder senalar cual nodo del plan cambio gracias a su indice, que es justamente la evidencia que la rubrica pide.</w:t>
+        <w:t>El primero, y el que mas cuesta, es medir sobre las 20 filas de la base propia: mostrar la consulta antes y la consulta despues, celebrar que el tiempo bajo de 0,9 a 0,4 milisegundos y presentar eso como evidencia. Es ruido de medicion, y el estudiante aprende que optimizar es una ceremonia sin sustento; aguas abajo, en la Clase 7 justificara sus indices con opiniones en lugar de con planes, y en el Parcial 2 no sabra responder por que el motor eligio un Seq Scan, porque nunca vio uno justificado con numeros. La demo se hace con el script de la clase, que siembra las 30.010 citas, o no se hace. El segundo es leer el plan como una lista de pasos en el orden impreso, de arriba hacia abajo, afirmando que la primera linea es lo primero que ocurre; en realidad la primera linea es la ultima operacion y las hojas mas indentadas se ejecutan primero. Si el docente instala ese error, el estudiante interpretara al reves todos los planes del curso, creera que el cruce sucede antes de leer las tablas y llegara a la sustentacion de la Clase 15 sin poder senalar cual nodo del plan cambio gracias a su indice, que es justamente la evidencia que la rubrica pide. El tercero es prometer que el Seq Scan va a convertirse en Index Scan: no hay ningun indice en esta base y no puede pasar, asi que el estudiante que leyo bien su plan concluira que se equivoco, o inventara el nodo que el docente prometio; el enunciado correcto es que hoy se miden filas y pasadas, y que el cambio de nodo es la Clase 7. El cuarto es aceptar COUNT(*) en la reescritura del ranking porque «el total general sale igual»: sale igual solo si se mira el primer puesto, y los duenos 2001 a 2006 reportan 1 donde va 0. El quinto es senalar como nodo mas costoso el que muestra el numero mas grande, sin descontar el tiempo de los hijos ni multiplicar actual time por loops; con esa lectura el SubPlan de la pregunta 3, que es el culpable, pasa por ser el nodo mas barato del plan. Y el sexto, que no es conceptual pero arruina la sesion, es no anunciar que la version ANTES de la pregunta 3 tarda: el estudiante que recarga la pagina pierde el resto de sus respuestas.</w:t>
       </w:r>
     </w:p>
     <w:p>
@@ -592,7 +738,7 @@
           <w:color w:val="4A4A49"/>
           <w:sz w:val="22"/>
         </w:rPr>
-        <w:t xml:space="preserve"> Consulta pesada citas+mascotas+duenos -&gt; version filtrada y proyectada.</w:t>
+        <w:t xml:space="preserve"> Consulta pesada citas+mascotas+duenos -&gt; version filtrada y proyectada, con EXPLAIN ANALYZE antes y despues, en ExamLab.</w:t>
       </w:r>
     </w:p>
     <w:p>
@@ -620,6 +766,7 @@
       <w:r>
         <w:rPr>
           <w:rFonts w:ascii="Consolas" w:hAnsi="Consolas"/>
+          <w:b w:val="0"/>
           <w:color w:val="111111"/>
           <w:sz w:val="21"/>
         </w:rPr>
@@ -707,6 +854,45 @@
           <w:sz w:val="22"/>
         </w:rPr>
         <w:t>Optimizar es un ANTES medible, no una opinion</w:t>
+      </w:r>
+    </w:p>
+    <w:p>
+      <w:pPr>
+        <w:pStyle w:val="ListNumber"/>
+      </w:pPr>
+      <w:r>
+        <w:rPr>
+          <w:b w:val="0"/>
+          <w:color w:val="4A4A49"/>
+          <w:sz w:val="22"/>
+        </w:rPr>
+        <w:t>Leer un plan: es un arbol y se lee de adentro hacia afuera</w:t>
+      </w:r>
+    </w:p>
+    <w:p>
+      <w:pPr>
+        <w:pStyle w:val="ListNumber"/>
+      </w:pPr>
+      <w:r>
+        <w:rPr>
+          <w:b w:val="0"/>
+          <w:color w:val="4A4A49"/>
+          <w:sz w:val="22"/>
+        </w:rPr>
+        <w:t>La subconsulta correlacionada: 2.006 pasadas o una sola</w:t>
+      </w:r>
+    </w:p>
+    <w:p>
+      <w:pPr>
+        <w:pStyle w:val="ListNumber"/>
+      </w:pPr>
+      <w:r>
+        <w:rPr>
+          <w:b w:val="0"/>
+          <w:color w:val="4A4A49"/>
+          <w:sz w:val="22"/>
+        </w:rPr>
+        <w:t>Optimizar no cambia el resultado: como se prueba</w:t>
       </w:r>
     </w:p>
     <w:p>
@@ -856,6 +1042,7 @@
       <w:r>
         <w:rPr>
           <w:rFonts w:ascii="Consolas" w:hAnsi="Consolas"/>
+          <w:b w:val="0"/>
           <w:i/>
           <w:color w:val="111111"/>
           <w:sz w:val="20"/>
@@ -975,7 +1162,7 @@
           <w:color w:val="4A4A49"/>
           <w:sz w:val="22"/>
         </w:rPr>
-        <w:t>Proyecte estas diapositivas, en este orden, ~12 min cada una. Son la teoria</w:t>
+        <w:t>Proyecte estas diapositivas, en este orden, ~5 min cada una. Son la teoria</w:t>
       </w:r>
     </w:p>
     <w:p>
@@ -1038,6 +1225,45 @@
           <w:sz w:val="22"/>
         </w:rPr>
         <w:t>[Slide 5] Optimizar es un ANTES medible, no una opinion</w:t>
+      </w:r>
+    </w:p>
+    <w:p>
+      <w:pPr>
+        <w:pStyle w:val="ListNumber"/>
+      </w:pPr>
+      <w:r>
+        <w:rPr>
+          <w:b/>
+          <w:color w:val="4A4A49"/>
+          <w:sz w:val="22"/>
+        </w:rPr>
+        <w:t>[Slide 6] Leer un plan: es un arbol y se lee de adentro hacia afuera</w:t>
+      </w:r>
+    </w:p>
+    <w:p>
+      <w:pPr>
+        <w:pStyle w:val="ListNumber"/>
+      </w:pPr>
+      <w:r>
+        <w:rPr>
+          <w:b/>
+          <w:color w:val="4A4A49"/>
+          <w:sz w:val="22"/>
+        </w:rPr>
+        <w:t>[Slide 7] La subconsulta correlacionada: 2.006 pasadas o una sola</w:t>
+      </w:r>
+    </w:p>
+    <w:p>
+      <w:pPr>
+        <w:pStyle w:val="ListNumber"/>
+      </w:pPr>
+      <w:r>
+        <w:rPr>
+          <w:b/>
+          <w:color w:val="4A4A49"/>
+          <w:sz w:val="22"/>
+        </w:rPr>
+        <w:t>[Slide 8] Optimizar no cambia el resultado: como se prueba</w:t>
       </w:r>
     </w:p>
     <w:p>
@@ -1119,7 +1345,7 @@
           <w:color w:val="4A4A49"/>
           <w:sz w:val="22"/>
         </w:rPr>
-        <w:t>EXPLAIN (o EXPLAIN PLAN segun el motor) muestra COMO el motor piensa ejecutar la consulta: si dice 'Seq Scan'/'Full Table Scan' sobre una tabla grande donde se esperaba usar un indice, esa es la senal de que algo en el WHERE o el tipo de dato esta bloqueando el uso del indice.</w:t>
+        <w:t>El cuarto cuello de botella, y el mas caro: una subconsulta correlacionada en la lista de columnas se evalua UNA VEZ POR FILA del exterior — el plan lo dice con loops=2006 —, y se elimina reescribiendola como LEFT JOIN + GROUP BY, que hace una sola pasada. Con LEFT JOIN hay que contar la columna, COUNT(c.id_cita), y no COUNT(*): el LEFT JOIN fabrica una fila de NULL por cada dueno sin citas, y COUNT(*) cuenta filas, asi que reportaria 1 donde la respuesta es 0.</w:t>
       </w:r>
     </w:p>
     <w:p>
@@ -1132,7 +1358,33 @@
           <w:color w:val="4A4A49"/>
           <w:sz w:val="22"/>
         </w:rPr>
-        <w:t>Conexion con Clase 7: optimizar consultas y crear indices son las dos caras de la misma moneda — una consulta mal escrita no aprovecha ni el mejor indice, y el mejor indice no compensa una consulta que fuerza un escaneo completo.</w:t>
+        <w:t>Optimizar NO puede cambiar el resultado, y eso se demuestra, no se afirma: un COUNT(*) de cada version que coincida, y para conjuntos completos un EXCEPT en los DOS sentidos que devuelva cero filas (EXCEPT no es simetrico: A EXCEPT B vacio no dice nada sobre filas de mas en B).</w:t>
+      </w:r>
+    </w:p>
+    <w:p>
+      <w:pPr>
+        <w:pStyle w:val="ListBullet"/>
+      </w:pPr>
+      <w:r>
+        <w:rPr>
+          <w:b w:val="0"/>
+          <w:color w:val="4A4A49"/>
+          <w:sz w:val="22"/>
+        </w:rPr>
+        <w:t>EXPLAIN muestra el plan que el motor ESTIMA; EXPLAIN ANALYZE lo ejecuta de verdad y agrega actual rows, loops y Execution Time. En PostgreSQL el recorrido completo de tabla se llama Seq Scan (en Oracle, TABLE ACCESS FULL): verlo sobre una tabla grande donde se esperaba un indice es la senal de que el WHERE o el tipo de dato bloquea el indice.</w:t>
+      </w:r>
+    </w:p>
+    <w:p>
+      <w:pPr>
+        <w:pStyle w:val="ListBullet"/>
+      </w:pPr>
+      <w:r>
+        <w:rPr>
+          <w:b w:val="0"/>
+          <w:color w:val="4A4A49"/>
+          <w:sz w:val="22"/>
+        </w:rPr>
+        <w:t>Conexion con Clase 7: optimizar consultas y crear indices son las dos caras de la misma moneda — una consulta mal escrita no aprovecha ni el mejor indice, y el mejor indice no compensa una consulta que fuerza un escaneo completo. Hoy NO se crea ningun indice: por eso la mejora que se mide es la de filas procesadas y pasadas sobre la tabla, no un cambio de Seq Scan a Index Scan.</w:t>
       </w:r>
     </w:p>
     <w:p>
@@ -1168,7 +1420,7 @@
           <w:color w:val="1A1C1D"/>
           <w:sz w:val="32"/>
         </w:rPr>
-        <w:t>35-55 · Demo paso a paso · [Slide 6]</w:t>
+        <w:t>35-55 · Demo paso a paso · [Slide 9]</w:t>
       </w:r>
     </w:p>
     <w:p>
@@ -1196,7 +1448,7 @@
           <w:color w:val="4A4A49"/>
           <w:sz w:val="22"/>
         </w:rPr>
-        <w:t>Demo: Consulta pesada citas+mascotas+duenos -&gt; version filtrada y proyectada.</w:t>
+        <w:t>Demo: Consulta pesada citas+mascotas+duenos -&gt; version filtrada y proyectada, con EXPLAIN ANALYZE antes y despues, en ExamLab.</w:t>
       </w:r>
     </w:p>
     <w:p>
@@ -1206,7 +1458,7 @@
           <w:color w:val="4A4A49"/>
           <w:sz w:val="22"/>
         </w:rPr>
-        <w:t>Herramienta: DB Fiddle / SQLTest.online</w:t>
+        <w:t>Herramienta: ExamLab (PostgreSQL) + Google Docs</w:t>
       </w:r>
     </w:p>
     <w:p>
@@ -1220,7 +1472,7 @@
           <w:color w:val="C23E12"/>
           <w:sz w:val="21"/>
         </w:rPr>
-        <w:t>📸  Plan de ejecucion ANTES vs DESPUES (FULL SCAN -&gt; INDEX RANGE SCAN)</w:t>
+        <w:t>📸  EXPLAIN ANALYZE ANTES vs DESPUES: el nodo no cambia, las pasadas si (loops 2006 -&gt; 1)</w:t>
       </w:r>
     </w:p>
     <w:p>
@@ -1230,7 +1482,7 @@
       <w:r>
         <w:drawing>
           <wp:inline xmlns:a="http://schemas.openxmlformats.org/drawingml/2006/main" xmlns:pic="http://schemas.openxmlformats.org/drawingml/2006/picture">
-            <wp:extent cx="5120640" cy="1852863"/>
+            <wp:extent cx="5120640" cy="2065713"/>
             <wp:docPr id="1" name="Picture 1"/>
             <wp:cNvGraphicFramePr>
               <a:graphicFrameLocks noChangeAspect="1"/>
@@ -1251,7 +1503,7 @@
                   <pic:spPr>
                     <a:xfrm>
                       <a:off x="0" y="0"/>
-                      <a:ext cx="5120640" cy="1852863"/>
+                      <a:ext cx="5120640" cy="2065713"/>
                     </a:xfrm>
                     <a:prstGeom prst="rect"/>
                   </pic:spPr>
@@ -1282,7 +1534,7 @@
           <w:color w:val="1A1C1D"/>
           <w:sz w:val="32"/>
         </w:rPr>
-        <w:t>55-105 · Taller guiado = tarea del PI · [Slide 11]</w:t>
+        <w:t>55-105 · Taller guiado = tarea del PI · [Slide 14]</w:t>
       </w:r>
     </w:p>
     <w:p>
@@ -1333,7 +1585,7 @@
           <w:color w:val="4A4A49"/>
           <w:sz w:val="22"/>
         </w:rPr>
-        <w:t>Tomar 1 consulta real del PI (citas del dia / historial).</w:t>
+        <w:t>Reescribir la agenda del dia corrigiendo sus 4 antipatrones (SELECT *, joins con coma, to_char sobre la fecha, UPPER sobre el estado) y probar con COUNT(*) que las dos versiones devuelven las mismas 91 filas.</w:t>
       </w:r>
     </w:p>
     <w:p>
@@ -1346,7 +1598,7 @@
           <w:color w:val="4A4A49"/>
           <w:sz w:val="22"/>
         </w:rPr>
-        <w:t>Escribir version antes e ineficiente o real.</w:t>
+        <w:t>Medir con EXPLAIN (ANALYZE, BUFFERS) las dos versiones, y con EXPLAIN ANALYZE una tercera que le anada LIMIT 50, y anotar las tres en comentarios: nodo mas costoso, filas estimadas vs reales y tiempo.</w:t>
       </w:r>
     </w:p>
     <w:p>
@@ -1359,7 +1611,7 @@
           <w:color w:val="4A4A49"/>
           <w:sz w:val="22"/>
         </w:rPr>
-        <w:t>Reescribir despues y justificar 3 cambios.</w:t>
+        <w:t>Matar la subconsulta correlacionada del ranking de duenos: LEFT JOIN + GROUP BY + COUNT(c.id_cita), y demostrar la equivalencia con EXCEPT en los dos sentidos.</w:t>
       </w:r>
     </w:p>
     <w:p>
@@ -1372,7 +1624,20 @@
           <w:color w:val="4A4A49"/>
           <w:sz w:val="22"/>
         </w:rPr>
-        <w:t>Guardar 06_opt_antes.sql / 06_opt_despues.sql en la carpeta del PI.</w:t>
+        <w:t>Responder la de seleccion multiple sobre antipatrones (6 afirmaciones, 4 correctas).</w:t>
+      </w:r>
+    </w:p>
+    <w:p>
+      <w:pPr>
+        <w:pStyle w:val="ListNumber"/>
+      </w:pPr>
+      <w:r>
+        <w:rPr>
+          <w:b w:val="0"/>
+          <w:color w:val="4A4A49"/>
+          <w:sz w:val="22"/>
+        </w:rPr>
+        <w:t>Escribir la justificacion tecnica de media pagina y guardar 06_opt_antes.sql / 06_opt_despues.sql en la carpeta del PI.</w:t>
       </w:r>
     </w:p>
     <w:p>
@@ -1448,7 +1713,7 @@
           <w:color w:val="1A1C1D"/>
           <w:sz w:val="32"/>
         </w:rPr>
-        <w:t>105-115 · Criterios de exito + quiz corto · [Slide 13]</w:t>
+        <w:t>105-115 · Criterios de exito + quiz corto · [Slide 16]</w:t>
       </w:r>
     </w:p>
     <w:p>
@@ -1458,7 +1723,7 @@
           <w:color w:val="4A4A49"/>
           <w:sz w:val="22"/>
         </w:rPr>
-        <w:t>Repasar checklist del dia con [Slide 13] «Criterios de exito / entregable».</w:t>
+        <w:t>Repasar checklist del dia con [Slide 16] «Criterios de exito / entregable».</w:t>
       </w:r>
     </w:p>
     <w:p>
@@ -1489,6 +1754,7 @@
       <w:r>
         <w:rPr>
           <w:rFonts w:ascii="Consolas" w:hAnsi="Consolas"/>
+          <w:b w:val="0"/>
           <w:color w:val="111111"/>
           <w:sz w:val="21"/>
         </w:rPr>
@@ -1505,6 +1771,7 @@
       <w:r>
         <w:rPr>
           <w:rFonts w:ascii="Consolas" w:hAnsi="Consolas"/>
+          <w:b w:val="0"/>
           <w:color w:val="111111"/>
           <w:sz w:val="21"/>
         </w:rPr>
@@ -1545,7 +1812,7 @@
           <w:color w:val="1A1C1D"/>
           <w:sz w:val="32"/>
         </w:rPr>
-        <w:t>115-120 · Cierre · [Slide 15]</w:t>
+        <w:t>115-120 · Cierre · [Slide 18]</w:t>
       </w:r>
     </w:p>
     <w:p>
@@ -1573,7 +1840,7 @@
           <w:color w:val="4A4A49"/>
           <w:sz w:val="22"/>
         </w:rPr>
-        <w:t>Proyectar [Slide 15] slide de cierre. Dudas finales.</w:t>
+        <w:t>Proyectar [Slide 18] slide de cierre. Dudas finales.</w:t>
       </w:r>
     </w:p>
     <w:p>
@@ -1624,6 +1891,7 @@
       <w:r>
         <w:rPr>
           <w:rFonts w:ascii="Consolas" w:hAnsi="Consolas"/>
+          <w:b w:val="0"/>
           <w:color w:val="111111"/>
           <w:sz w:val="21"/>
         </w:rPr>
@@ -1670,6 +1938,7 @@
       <w:r>
         <w:rPr>
           <w:rFonts w:ascii="Consolas" w:hAnsi="Consolas"/>
+          <w:b w:val="0"/>
           <w:color w:val="111111"/>
           <w:sz w:val="21"/>
         </w:rPr>
